--- a/os/MMU_Memory_Corruption_Detection_Implementation_Plan.docx
+++ b/os/MMU_Memory_Corruption_Detection_Implementation_Plan.docx
@@ -1406,12 +1406,17 @@
       </w:r>
     </w:p>
     <w:p>
+      <w:r>
+        <w:br w:type="page"/>
+      </w:r>
+    </w:p>
+    <w:p>
       <w:pPr>
         <w:pStyle w:val="Heading1"/>
         <w:spacing w:after="200" w:before="400"/>
       </w:pPr>
       <w:r>
-        <w:t xml:space="preserve">4. Risk Register</w:t>
+        <w:t xml:space="preserve">4. Code Analysis Findings</w:t>
       </w:r>
     </w:p>
     <w:p>
@@ -1424,7 +1429,2754 @@
           <w:sz w:val="21"/>
           <w:szCs w:val="21"/>
         </w:rPr>
+        <w:t xml:space="preserve">Before committing to this plan, the existing kernel, memory-manager and architecture code was read against every milestone. Six findings change the plan. Two of them make the work materially easier.</w:t>
+      </w:r>
+    </w:p>
+    <w:p>
+      <w:pPr>
+        <w:pStyle w:val="Heading2"/>
+        <w:spacing w:after="140" w:before="300"/>
+      </w:pPr>
+      <w:r>
+        <w:t xml:space="preserve">4.1 Finding 1 - a use-after-free detector already exists</w:t>
+      </w:r>
+    </w:p>
+    <w:p>
+      <w:pPr>
+        <w:spacing w:after="140" w:line="280"/>
+        <w:jc w:val="both"/>
+      </w:pPr>
+      <w:r>
+        <w:rPr>
+          <w:sz w:val="21"/>
+          <w:szCs w:val="21"/>
+        </w:rPr>
+        <w:t xml:space="preserve">The tree already contains a poison-pattern use-after-free detector, complete with its own configuration entries and allocator hooks. It fills a released chunk with a known pattern and verifies the pattern when the chunk is handed out again.</w:t>
+      </w:r>
+    </w:p>
+    <w:p>
+      <w:pPr>
+        <w:spacing w:after="140" w:line="280"/>
+        <w:jc w:val="both"/>
+      </w:pPr>
+      <w:r>
+        <w:rPr>
+          <w:b/>
+          <w:bCs/>
+          <w:sz w:val="21"/>
+          <w:szCs w:val="21"/>
+        </w:rPr>
+        <w:t xml:space="preserve">The good half: </w:t>
+      </w:r>
+      <w:r>
+        <w:rPr>
+          <w:sz w:val="21"/>
+          <w:szCs w:val="21"/>
+        </w:rPr>
+        <w:t xml:space="preserve">every hook point this plan needs is already located, wired and shipped. Finding those sites was the largest risk in the heap milestone, and that work is done.</w:t>
+      </w:r>
+    </w:p>
+    <w:p>
+      <w:pPr>
+        <w:spacing w:after="160"/>
+      </w:pPr>
+    </w:p>
+    <w:tbl>
+      <w:tblPr>
+        <w:tblW w:type="dxa" w:w="9020"/>
+        <w:tblBorders>
+          <w:top w:val="single" w:color="auto" w:sz="4"/>
+          <w:left w:val="single" w:color="auto" w:sz="4"/>
+          <w:bottom w:val="single" w:color="auto" w:sz="4"/>
+          <w:right w:val="single" w:color="auto" w:sz="4"/>
+          <w:insideH w:val="single" w:color="auto" w:sz="4"/>
+          <w:insideV w:val="single" w:color="auto" w:sz="4"/>
+        </w:tblBorders>
+      </w:tblPr>
+      <w:tblGrid>
+        <w:gridCol w:w="4600"/>
+        <w:gridCol w:w="4420"/>
+      </w:tblGrid>
+      <w:tr>
+        <w:trPr>
+          <w:tblHeader/>
+        </w:trPr>
+        <w:tc>
+          <w:tcPr>
+            <w:tcW w:type="dxa" w:w="4600"/>
+            <w:shd w:fill="DCE6F1" w:color="auto" w:val="clear"/>
+            <w:tcMar>
+              <w:top w:type="dxa" w:w="60"/>
+              <w:left w:type="dxa" w:w="100"/>
+              <w:bottom w:type="dxa" w:w="60"/>
+              <w:right w:type="dxa" w:w="100"/>
+            </w:tcMar>
+          </w:tcPr>
+          <w:p>
+            <w:pPr>
+              <w:spacing w:after="0" w:line="250"/>
+            </w:pPr>
+            <w:r>
+              <w:rPr>
+                <w:b/>
+                <w:bCs/>
+                <w:sz w:val="18"/>
+                <w:szCs w:val="18"/>
+              </w:rPr>
+              <w:t xml:space="preserve">Existing call site</w:t>
+            </w:r>
+          </w:p>
+        </w:tc>
+        <w:tc>
+          <w:tcPr>
+            <w:tcW w:type="dxa" w:w="4420"/>
+            <w:shd w:fill="DCE6F1" w:color="auto" w:val="clear"/>
+            <w:tcMar>
+              <w:top w:type="dxa" w:w="60"/>
+              <w:left w:type="dxa" w:w="100"/>
+              <w:bottom w:type="dxa" w:w="60"/>
+              <w:right w:type="dxa" w:w="100"/>
+            </w:tcMar>
+          </w:tcPr>
+          <w:p>
+            <w:pPr>
+              <w:spacing w:after="0" w:line="250"/>
+            </w:pPr>
+            <w:r>
+              <w:rPr>
+                <w:b/>
+                <w:bCs/>
+                <w:sz w:val="18"/>
+                <w:szCs w:val="18"/>
+              </w:rPr>
+              <w:t xml:space="preserve">Corresponds to</w:t>
+            </w:r>
+          </w:p>
+        </w:tc>
+      </w:tr>
+      <w:tr>
+        <w:tc>
+          <w:tcPr>
+            <w:tcW w:type="dxa" w:w="4600"/>
+            <w:shd w:fill="FFFFFF" w:color="auto" w:val="clear"/>
+            <w:tcMar>
+              <w:top w:type="dxa" w:w="60"/>
+              <w:left w:type="dxa" w:w="100"/>
+              <w:bottom w:type="dxa" w:w="60"/>
+              <w:right w:type="dxa" w:w="100"/>
+            </w:tcMar>
+          </w:tcPr>
+          <w:p>
+            <w:pPr>
+              <w:spacing w:after="0" w:line="250"/>
+            </w:pPr>
+            <w:r>
+              <w:rPr>
+                <w:b w:val="false"/>
+                <w:bCs w:val="false"/>
+                <w:sz w:val="18"/>
+                <w:szCs w:val="18"/>
+              </w:rPr>
+              <w:t xml:space="preserve">Poison, when a chunk enters the free list</w:t>
+            </w:r>
+          </w:p>
+        </w:tc>
+        <w:tc>
+          <w:tcPr>
+            <w:tcW w:type="dxa" w:w="4420"/>
+            <w:shd w:fill="FFFFFF" w:color="auto" w:val="clear"/>
+            <w:tcMar>
+              <w:top w:type="dxa" w:w="60"/>
+              <w:left w:type="dxa" w:w="100"/>
+              <w:bottom w:type="dxa" w:w="60"/>
+              <w:right w:type="dxa" w:w="100"/>
+            </w:tcMar>
+          </w:tcPr>
+          <w:p>
+            <w:pPr>
+              <w:spacing w:after="0" w:line="250"/>
+            </w:pPr>
+            <w:r>
+              <w:rPr>
+                <w:b w:val="false"/>
+                <w:bCs w:val="false"/>
+                <w:sz w:val="18"/>
+                <w:szCs w:val="18"/>
+              </w:rPr>
+              <w:t xml:space="preserve">The PROTECT point</w:t>
+            </w:r>
+          </w:p>
+        </w:tc>
+      </w:tr>
+      <w:tr>
+        <w:tc>
+          <w:tcPr>
+            <w:tcW w:type="dxa" w:w="4600"/>
+            <w:shd w:fill="F7F9FC" w:color="auto" w:val="clear"/>
+            <w:tcMar>
+              <w:top w:type="dxa" w:w="60"/>
+              <w:left w:type="dxa" w:w="100"/>
+              <w:bottom w:type="dxa" w:w="60"/>
+              <w:right w:type="dxa" w:w="100"/>
+            </w:tcMar>
+          </w:tcPr>
+          <w:p>
+            <w:pPr>
+              <w:spacing w:after="0" w:line="250"/>
+            </w:pPr>
+            <w:r>
+              <w:rPr>
+                <w:b w:val="false"/>
+                <w:bCs w:val="false"/>
+                <w:sz w:val="18"/>
+                <w:szCs w:val="18"/>
+              </w:rPr>
+              <w:t xml:space="preserve">Verify, when a chunk is handed out by allocation</w:t>
+            </w:r>
+          </w:p>
+        </w:tc>
+        <w:tc>
+          <w:tcPr>
+            <w:tcW w:type="dxa" w:w="4420"/>
+            <w:shd w:fill="F7F9FC" w:color="auto" w:val="clear"/>
+            <w:tcMar>
+              <w:top w:type="dxa" w:w="60"/>
+              <w:left w:type="dxa" w:w="100"/>
+              <w:bottom w:type="dxa" w:w="60"/>
+              <w:right w:type="dxa" w:w="100"/>
+            </w:tcMar>
+          </w:tcPr>
+          <w:p>
+            <w:pPr>
+              <w:spacing w:after="0" w:line="250"/>
+            </w:pPr>
+            <w:r>
+              <w:rPr>
+                <w:b w:val="false"/>
+                <w:bCs w:val="false"/>
+                <w:sz w:val="18"/>
+                <w:szCs w:val="18"/>
+              </w:rPr>
+              <w:t xml:space="preserve">The UNPROTECT point</w:t>
+            </w:r>
+          </w:p>
+        </w:tc>
+      </w:tr>
+      <w:tr>
+        <w:tc>
+          <w:tcPr>
+            <w:tcW w:type="dxa" w:w="4600"/>
+            <w:shd w:fill="FFFFFF" w:color="auto" w:val="clear"/>
+            <w:tcMar>
+              <w:top w:type="dxa" w:w="60"/>
+              <w:left w:type="dxa" w:w="100"/>
+              <w:bottom w:type="dxa" w:w="60"/>
+              <w:right w:type="dxa" w:w="100"/>
+            </w:tcMar>
+          </w:tcPr>
+          <w:p>
+            <w:pPr>
+              <w:spacing w:after="0" w:line="250"/>
+            </w:pPr>
+            <w:r>
+              <w:rPr>
+                <w:b w:val="false"/>
+                <w:bCs w:val="false"/>
+                <w:sz w:val="18"/>
+                <w:szCs w:val="18"/>
+              </w:rPr>
+              <w:t xml:space="preserve">Verify before forward merge</w:t>
+            </w:r>
+          </w:p>
+        </w:tc>
+        <w:tc>
+          <w:tcPr>
+            <w:tcW w:type="dxa" w:w="4420"/>
+            <w:shd w:fill="FFFFFF" w:color="auto" w:val="clear"/>
+            <w:tcMar>
+              <w:top w:type="dxa" w:w="60"/>
+              <w:left w:type="dxa" w:w="100"/>
+              <w:bottom w:type="dxa" w:w="60"/>
+              <w:right w:type="dxa" w:w="100"/>
+            </w:tcMar>
+          </w:tcPr>
+          <w:p>
+            <w:pPr>
+              <w:spacing w:after="0" w:line="250"/>
+            </w:pPr>
+            <w:r>
+              <w:rPr>
+                <w:b w:val="false"/>
+                <w:bCs w:val="false"/>
+                <w:sz w:val="18"/>
+                <w:szCs w:val="18"/>
+              </w:rPr>
+              <w:t xml:space="preserve">Unprotect before merging</w:t>
+            </w:r>
+          </w:p>
+        </w:tc>
+      </w:tr>
+      <w:tr>
+        <w:tc>
+          <w:tcPr>
+            <w:tcW w:type="dxa" w:w="4600"/>
+            <w:shd w:fill="F7F9FC" w:color="auto" w:val="clear"/>
+            <w:tcMar>
+              <w:top w:type="dxa" w:w="60"/>
+              <w:left w:type="dxa" w:w="100"/>
+              <w:bottom w:type="dxa" w:w="60"/>
+              <w:right w:type="dxa" w:w="100"/>
+            </w:tcMar>
+          </w:tcPr>
+          <w:p>
+            <w:pPr>
+              <w:spacing w:after="0" w:line="250"/>
+            </w:pPr>
+            <w:r>
+              <w:rPr>
+                <w:b w:val="false"/>
+                <w:bCs w:val="false"/>
+                <w:sz w:val="18"/>
+                <w:szCs w:val="18"/>
+              </w:rPr>
+              <w:t xml:space="preserve">Verify before backward merge</w:t>
+            </w:r>
+          </w:p>
+        </w:tc>
+        <w:tc>
+          <w:tcPr>
+            <w:tcW w:type="dxa" w:w="4420"/>
+            <w:shd w:fill="F7F9FC" w:color="auto" w:val="clear"/>
+            <w:tcMar>
+              <w:top w:type="dxa" w:w="60"/>
+              <w:left w:type="dxa" w:w="100"/>
+              <w:bottom w:type="dxa" w:w="60"/>
+              <w:right w:type="dxa" w:w="100"/>
+            </w:tcMar>
+          </w:tcPr>
+          <w:p>
+            <w:pPr>
+              <w:spacing w:after="0" w:line="250"/>
+            </w:pPr>
+            <w:r>
+              <w:rPr>
+                <w:b w:val="false"/>
+                <w:bCs w:val="false"/>
+                <w:sz w:val="18"/>
+                <w:szCs w:val="18"/>
+              </w:rPr>
+              <w:t xml:space="preserve">Unprotect before merging</w:t>
+            </w:r>
+          </w:p>
+        </w:tc>
+      </w:tr>
+      <w:tr>
+        <w:tc>
+          <w:tcPr>
+            <w:tcW w:type="dxa" w:w="4600"/>
+            <w:shd w:fill="FFFFFF" w:color="auto" w:val="clear"/>
+            <w:tcMar>
+              <w:top w:type="dxa" w:w="60"/>
+              <w:left w:type="dxa" w:w="100"/>
+              <w:bottom w:type="dxa" w:w="60"/>
+              <w:right w:type="dxa" w:w="100"/>
+            </w:tcMar>
+          </w:tcPr>
+          <w:p>
+            <w:pPr>
+              <w:spacing w:after="0" w:line="250"/>
+            </w:pPr>
+            <w:r>
+              <w:rPr>
+                <w:b w:val="false"/>
+                <w:bCs w:val="false"/>
+                <w:sz w:val="18"/>
+                <w:szCs w:val="18"/>
+              </w:rPr>
+              <w:t xml:space="preserve">Verify before chunk shrink</w:t>
+            </w:r>
+          </w:p>
+        </w:tc>
+        <w:tc>
+          <w:tcPr>
+            <w:tcW w:type="dxa" w:w="4420"/>
+            <w:shd w:fill="FFFFFF" w:color="auto" w:val="clear"/>
+            <w:tcMar>
+              <w:top w:type="dxa" w:w="60"/>
+              <w:left w:type="dxa" w:w="100"/>
+              <w:bottom w:type="dxa" w:w="60"/>
+              <w:right w:type="dxa" w:w="100"/>
+            </w:tcMar>
+          </w:tcPr>
+          <w:p>
+            <w:pPr>
+              <w:spacing w:after="0" w:line="250"/>
+            </w:pPr>
+            <w:r>
+              <w:rPr>
+                <w:b w:val="false"/>
+                <w:bCs w:val="false"/>
+                <w:sz w:val="18"/>
+                <w:szCs w:val="18"/>
+              </w:rPr>
+              <w:t xml:space="preserve">Unprotect before split</w:t>
+            </w:r>
+          </w:p>
+        </w:tc>
+      </w:tr>
+      <w:tr>
+        <w:tc>
+          <w:tcPr>
+            <w:tcW w:type="dxa" w:w="4600"/>
+            <w:shd w:fill="F7F9FC" w:color="auto" w:val="clear"/>
+            <w:tcMar>
+              <w:top w:type="dxa" w:w="60"/>
+              <w:left w:type="dxa" w:w="100"/>
+              <w:bottom w:type="dxa" w:w="60"/>
+              <w:right w:type="dxa" w:w="100"/>
+            </w:tcMar>
+          </w:tcPr>
+          <w:p>
+            <w:pPr>
+              <w:spacing w:after="0" w:line="250"/>
+            </w:pPr>
+            <w:r>
+              <w:rPr>
+                <w:b w:val="false"/>
+                <w:bCs w:val="false"/>
+                <w:sz w:val="18"/>
+                <w:szCs w:val="18"/>
+              </w:rPr>
+              <w:t xml:space="preserve">Verify before aligned allocation carve</w:t>
+            </w:r>
+          </w:p>
+        </w:tc>
+        <w:tc>
+          <w:tcPr>
+            <w:tcW w:type="dxa" w:w="4420"/>
+            <w:shd w:fill="F7F9FC" w:color="auto" w:val="clear"/>
+            <w:tcMar>
+              <w:top w:type="dxa" w:w="60"/>
+              <w:left w:type="dxa" w:w="100"/>
+              <w:bottom w:type="dxa" w:w="60"/>
+              <w:right w:type="dxa" w:w="100"/>
+            </w:tcMar>
+          </w:tcPr>
+          <w:p>
+            <w:pPr>
+              <w:spacing w:after="0" w:line="250"/>
+            </w:pPr>
+            <w:r>
+              <w:rPr>
+                <w:b w:val="false"/>
+                <w:bCs w:val="false"/>
+                <w:sz w:val="18"/>
+                <w:szCs w:val="18"/>
+              </w:rPr>
+              <w:t xml:space="preserve">Unprotect before split</w:t>
+            </w:r>
+          </w:p>
+        </w:tc>
+      </w:tr>
+      <w:tr>
+        <w:tc>
+          <w:tcPr>
+            <w:tcW w:type="dxa" w:w="4600"/>
+            <w:shd w:fill="FFFFFF" w:color="auto" w:val="clear"/>
+            <w:tcMar>
+              <w:top w:type="dxa" w:w="60"/>
+              <w:left w:type="dxa" w:w="100"/>
+              <w:bottom w:type="dxa" w:w="60"/>
+              <w:right w:type="dxa" w:w="100"/>
+            </w:tcMar>
+          </w:tcPr>
+          <w:p>
+            <w:pPr>
+              <w:spacing w:after="0" w:line="250"/>
+            </w:pPr>
+            <w:r>
+              <w:rPr>
+                <w:b w:val="false"/>
+                <w:bCs w:val="false"/>
+                <w:sz w:val="18"/>
+                <w:szCs w:val="18"/>
+              </w:rPr>
+              <w:t xml:space="preserve">Verify before reallocation extend</w:t>
+            </w:r>
+          </w:p>
+        </w:tc>
+        <w:tc>
+          <w:tcPr>
+            <w:tcW w:type="dxa" w:w="4420"/>
+            <w:shd w:fill="FFFFFF" w:color="auto" w:val="clear"/>
+            <w:tcMar>
+              <w:top w:type="dxa" w:w="60"/>
+              <w:left w:type="dxa" w:w="100"/>
+              <w:bottom w:type="dxa" w:w="60"/>
+              <w:right w:type="dxa" w:w="100"/>
+            </w:tcMar>
+          </w:tcPr>
+          <w:p>
+            <w:pPr>
+              <w:spacing w:after="0" w:line="250"/>
+            </w:pPr>
+            <w:r>
+              <w:rPr>
+                <w:b w:val="false"/>
+                <w:bCs w:val="false"/>
+                <w:sz w:val="18"/>
+                <w:szCs w:val="18"/>
+              </w:rPr>
+              <w:t xml:space="preserve">Unprotect before resize</w:t>
+            </w:r>
+          </w:p>
+        </w:tc>
+      </w:tr>
+    </w:tbl>
+    <w:p>
+      <w:pPr>
+        <w:spacing w:after="160"/>
+      </w:pPr>
+    </w:p>
+    <w:p>
+      <w:pPr>
+        <w:spacing w:after="140" w:line="280"/>
+        <w:jc w:val="both"/>
+      </w:pPr>
+      <w:r>
+        <w:rPr>
+          <w:b/>
+          <w:bCs/>
+          <w:sz w:val="21"/>
+          <w:szCs w:val="21"/>
+        </w:rPr>
+        <w:t xml:space="preserve">The bad half: </w:t>
+      </w:r>
+      <w:r>
+        <w:rPr>
+          <w:sz w:val="21"/>
+          <w:szCs w:val="21"/>
+        </w:rPr>
+        <w:t xml:space="preserve">the two features collide. The poison routine writes into the released chunk and the verify routine reads it, so under no-access protection both would fault. The verify failure path is worse still - it dumps the entire node word by word, which is a guaranteed fault.</w:t>
+      </w:r>
+    </w:p>
+    <w:p>
+      <w:pPr>
+        <w:pBdr>
+          <w:left w:val="single" w:color="DD6B20" w:sz="18" w:space="8"/>
+        </w:pBdr>
+        <w:shd w:fill="FDF3E7" w:color="auto" w:val="clear"/>
+        <w:spacing w:after="180" w:before="100" w:line="270"/>
+        <w:ind w:left="140" w:right="140"/>
+      </w:pPr>
+      <w:r>
+        <w:rPr>
+          <w:b/>
+          <w:bCs/>
+          <w:color w:val="9C4221"/>
+          <w:sz w:val="20"/>
+          <w:szCs w:val="20"/>
+        </w:rPr>
+        <w:t xml:space="preserve">Recommendation:  </w:t>
+      </w:r>
+      <w:r>
+        <w:rPr>
+          <w:sz w:val="20"/>
+          <w:szCs w:val="20"/>
+        </w:rPr>
+        <w:t xml:space="preserve">Make them complementary rather than exclusive. The poison pattern is clamped to a small number of bytes by configuration, so it naturally covers the small chunks the MMU cannot touch, while page protection covers whole pages of large ones. They partition by size. Sequence protection after poisoning and removal before verification, and teach the dump routine to skip protected ranges.</w:t>
+      </w:r>
+    </w:p>
+    <w:p>
+      <w:pPr>
+        <w:pStyle w:val="Heading2"/>
+        <w:spacing w:after="140" w:before="300"/>
+      </w:pPr>
+      <w:r>
+        <w:t xml:space="preserve">4.2 Finding 2 - zero initialisation is free if the section is placed correctly</w:t>
+      </w:r>
+    </w:p>
+    <w:p>
+      <w:pPr>
+        <w:spacing w:after="140" w:line="280"/>
+        <w:jc w:val="both"/>
+      </w:pPr>
+      <w:r>
+        <w:rPr>
+          <w:sz w:val="21"/>
+          <w:szCs w:val="21"/>
+        </w:rPr>
+        <w:t xml:space="preserve">The plan assumed the watchdog page would need explicit clearing at start-up, because a no-load section is not cleared automatically. Reading the actual linker script shows this is avoidable.</w:t>
+      </w:r>
+    </w:p>
+    <w:p>
+      <w:pPr>
+        <w:spacing w:after="140" w:line="280"/>
+        <w:jc w:val="both"/>
+      </w:pPr>
+      <w:r>
+        <w:rPr>
+          <w:sz w:val="21"/>
+          <w:szCs w:val="21"/>
+        </w:rPr>
+        <w:t xml:space="preserve">The symbol marking the end of the cleared region is defined near the end of the stack section, not at the end of the data section. The cleared range therefore spans the uninitialised data, the small heap and the stack. A section placed between the uninitialised data and the heap falls inside that range and is cleared by the start-up code.</w:t>
+      </w:r>
+    </w:p>
+    <w:p>
+      <w:pPr>
+        <w:spacing w:after="140" w:line="280"/>
+        <w:jc w:val="both"/>
+      </w:pPr>
+      <w:r>
+        <w:rPr>
+          <w:sz w:val="21"/>
+          <w:szCs w:val="21"/>
+        </w:rPr>
+        <w:t xml:space="preserve">The earlier attempt placed its section after the end-of-clear symbol, which is precisely why it lost zero initialisation. </w:t>
+      </w:r>
+      <w:r>
+        <w:rPr>
+          <w:b/>
+          <w:bCs/>
+          <w:sz w:val="21"/>
+          <w:szCs w:val="21"/>
+        </w:rPr>
+        <w:t xml:space="preserve">Placing the new section correctly removes the need for explicit clearing entirely.</w:t>
+      </w:r>
+    </w:p>
+    <w:p>
+      <w:pPr>
+        <w:pStyle w:val="Heading2"/>
+        <w:spacing w:after="140" w:before="300"/>
+      </w:pPr>
+      <w:r>
+        <w:t xml:space="preserve">4.3 Finding 3 - page table space is nearly exhausted</w:t>
+      </w:r>
+    </w:p>
+    <w:p>
+      <w:pPr>
+        <w:spacing w:after="140" w:line="280"/>
+        <w:jc w:val="both"/>
+      </w:pPr>
+      <w:r>
+        <w:rPr>
+          <w:sz w:val="21"/>
+          <w:szCs w:val="21"/>
+        </w:rPr>
+        <w:t xml:space="preserve">The architecture header documents its own page table budget: one kernel top-level table, two application top-level tables and twelve second-level tables, totalling sixty kilobytes, rounded up to a sixty-four kilobyte reservation.</w:t>
+      </w:r>
+    </w:p>
+    <w:p>
+      <w:pPr>
+        <w:spacing w:after="140" w:line="280"/>
+        <w:jc w:val="both"/>
+      </w:pPr>
+      <w:r>
+        <w:rPr>
+          <w:sz w:val="21"/>
+          <w:szCs w:val="21"/>
+        </w:rPr>
+        <w:t xml:space="preserve">That leaves </w:t>
+      </w:r>
+      <w:r>
+        <w:rPr>
+          <w:b/>
+          <w:bCs/>
+          <w:sz w:val="21"/>
+          <w:szCs w:val="21"/>
+        </w:rPr>
+        <w:t xml:space="preserve">four kilobytes of slack - exactly four spare second-level tables</w:t>
+      </w:r>
+      <w:r>
+        <w:rPr>
+          <w:sz w:val="21"/>
+          <w:szCs w:val="21"/>
+        </w:rPr>
+        <w:t xml:space="preserve">, and under multi-core builds the whole reservation is multiplied by the processor count.</w:t>
+      </w:r>
+    </w:p>
+    <w:p>
+      <w:pPr>
+        <w:spacing w:after="160"/>
+      </w:pPr>
+    </w:p>
+    <w:tbl>
+      <w:tblPr>
+        <w:tblW w:type="dxa" w:w="9020"/>
+        <w:tblBorders>
+          <w:top w:val="single" w:color="auto" w:sz="4"/>
+          <w:left w:val="single" w:color="auto" w:sz="4"/>
+          <w:bottom w:val="single" w:color="auto" w:sz="4"/>
+          <w:right w:val="single" w:color="auto" w:sz="4"/>
+          <w:insideH w:val="single" w:color="auto" w:sz="4"/>
+          <w:insideV w:val="single" w:color="auto" w:sz="4"/>
+        </w:tblBorders>
+      </w:tblPr>
+      <w:tblGrid>
+        <w:gridCol w:w="3400"/>
+        <w:gridCol w:w="5620"/>
+      </w:tblGrid>
+      <w:tr>
+        <w:trPr>
+          <w:tblHeader/>
+        </w:trPr>
+        <w:tc>
+          <w:tcPr>
+            <w:tcW w:type="dxa" w:w="3400"/>
+            <w:shd w:fill="DCE6F1" w:color="auto" w:val="clear"/>
+            <w:tcMar>
+              <w:top w:type="dxa" w:w="60"/>
+              <w:left w:type="dxa" w:w="100"/>
+              <w:bottom w:type="dxa" w:w="60"/>
+              <w:right w:type="dxa" w:w="100"/>
+            </w:tcMar>
+          </w:tcPr>
+          <w:p>
+            <w:pPr>
+              <w:spacing w:after="0" w:line="250"/>
+            </w:pPr>
+            <w:r>
+              <w:rPr>
+                <w:b/>
+                <w:bCs/>
+                <w:sz w:val="18"/>
+                <w:szCs w:val="18"/>
+              </w:rPr>
+              <w:t xml:space="preserve">Option</w:t>
+            </w:r>
+          </w:p>
+        </w:tc>
+        <w:tc>
+          <w:tcPr>
+            <w:tcW w:type="dxa" w:w="5620"/>
+            <w:shd w:fill="DCE6F1" w:color="auto" w:val="clear"/>
+            <w:tcMar>
+              <w:top w:type="dxa" w:w="60"/>
+              <w:left w:type="dxa" w:w="100"/>
+              <w:bottom w:type="dxa" w:w="60"/>
+              <w:right w:type="dxa" w:w="100"/>
+            </w:tcMar>
+          </w:tcPr>
+          <w:p>
+            <w:pPr>
+              <w:spacing w:after="0" w:line="250"/>
+            </w:pPr>
+            <w:r>
+              <w:rPr>
+                <w:b/>
+                <w:bCs/>
+                <w:sz w:val="18"/>
+                <w:szCs w:val="18"/>
+              </w:rPr>
+              <w:t xml:space="preserve">Consequence</w:t>
+            </w:r>
+          </w:p>
+        </w:tc>
+      </w:tr>
+      <w:tr>
+        <w:tc>
+          <w:tcPr>
+            <w:tcW w:type="dxa" w:w="3400"/>
+            <w:shd w:fill="FFFFFF" w:color="auto" w:val="clear"/>
+            <w:tcMar>
+              <w:top w:type="dxa" w:w="60"/>
+              <w:left w:type="dxa" w:w="100"/>
+              <w:bottom w:type="dxa" w:w="60"/>
+              <w:right w:type="dxa" w:w="100"/>
+            </w:tcMar>
+          </w:tcPr>
+          <w:p>
+            <w:pPr>
+              <w:spacing w:after="0" w:line="250"/>
+            </w:pPr>
+            <w:r>
+              <w:rPr>
+                <w:b w:val="false"/>
+                <w:bCs w:val="false"/>
+                <w:sz w:val="18"/>
+                <w:szCs w:val="18"/>
+              </w:rPr>
+              <w:t xml:space="preserve">Use the existing four kilobytes of slack</w:t>
+            </w:r>
+          </w:p>
+        </w:tc>
+        <w:tc>
+          <w:tcPr>
+            <w:tcW w:type="dxa" w:w="5620"/>
+            <w:shd w:fill="FFFFFF" w:color="auto" w:val="clear"/>
+            <w:tcMar>
+              <w:top w:type="dxa" w:w="60"/>
+              <w:left w:type="dxa" w:w="100"/>
+              <w:bottom w:type="dxa" w:w="60"/>
+              <w:right w:type="dxa" w:w="100"/>
+            </w:tcMar>
+          </w:tcPr>
+          <w:p>
+            <w:pPr>
+              <w:spacing w:after="0" w:line="250"/>
+            </w:pPr>
+            <w:r>
+              <w:rPr>
+                <w:b w:val="false"/>
+                <w:bCs w:val="false"/>
+                <w:sz w:val="18"/>
+                <w:szCs w:val="18"/>
+              </w:rPr>
+              <w:t xml:space="preserve">Only four megabytes of address space can ever be protected, against a heap of roughly sixty megabytes</w:t>
+            </w:r>
+          </w:p>
+        </w:tc>
+      </w:tr>
+      <w:tr>
+        <w:tc>
+          <w:tcPr>
+            <w:tcW w:type="dxa" w:w="3400"/>
+            <w:shd w:fill="F7F9FC" w:color="auto" w:val="clear"/>
+            <w:tcMar>
+              <w:top w:type="dxa" w:w="60"/>
+              <w:left w:type="dxa" w:w="100"/>
+              <w:bottom w:type="dxa" w:w="60"/>
+              <w:right w:type="dxa" w:w="100"/>
+            </w:tcMar>
+          </w:tcPr>
+          <w:p>
+            <w:pPr>
+              <w:spacing w:after="0" w:line="250"/>
+            </w:pPr>
+            <w:r>
+              <w:rPr>
+                <w:b w:val="false"/>
+                <w:bCs w:val="false"/>
+                <w:sz w:val="18"/>
+                <w:szCs w:val="18"/>
+              </w:rPr>
+              <w:t xml:space="preserve">Increase the page table reservation</w:t>
+            </w:r>
+          </w:p>
+        </w:tc>
+        <w:tc>
+          <w:tcPr>
+            <w:tcW w:type="dxa" w:w="5620"/>
+            <w:shd w:fill="F7F9FC" w:color="auto" w:val="clear"/>
+            <w:tcMar>
+              <w:top w:type="dxa" w:w="60"/>
+              <w:left w:type="dxa" w:w="100"/>
+              <w:bottom w:type="dxa" w:w="60"/>
+              <w:right w:type="dxa" w:w="100"/>
+            </w:tcMar>
+          </w:tcPr>
+          <w:p>
+            <w:pPr>
+              <w:spacing w:after="0" w:line="250"/>
+            </w:pPr>
+            <w:r>
+              <w:rPr>
+                <w:b w:val="false"/>
+                <w:bCs w:val="false"/>
+                <w:sz w:val="18"/>
+                <w:szCs w:val="18"/>
+              </w:rPr>
+              <w:t xml:space="preserve">Straightforward, but touches the memory map and doubles under multi-core</w:t>
+            </w:r>
+          </w:p>
+        </w:tc>
+      </w:tr>
+    </w:tbl>
+    <w:p>
+      <w:pPr>
+        <w:spacing w:after="160"/>
+      </w:pPr>
+    </w:p>
+    <w:p>
+      <w:pPr>
+        <w:spacing w:after="140" w:line="280"/>
+        <w:jc w:val="both"/>
+      </w:pPr>
+      <w:r>
+        <w:rPr>
+          <w:sz w:val="21"/>
+          <w:szCs w:val="21"/>
+        </w:rPr>
+        <w:t xml:space="preserve">Four megabytes is enough for the watchdog page and a first heap experiment, but not for meaningful heap coverage. This must be decided during Milestone 0, not discovered during the heap work.</w:t>
+      </w:r>
+    </w:p>
+    <w:p>
+      <w:pPr>
+        <w:pStyle w:val="Heading2"/>
+        <w:spacing w:after="140" w:before="300"/>
+      </w:pPr>
+      <w:r>
+        <w:t xml:space="preserve">4.4 Finding 4 - deferred releases write into the released memory</w:t>
+      </w:r>
+    </w:p>
+    <w:p>
+      <w:pPr>
+        <w:spacing w:after="140" w:line="280"/>
+        <w:jc w:val="both"/>
+      </w:pPr>
+      <w:r>
+        <w:rPr>
+          <w:sz w:val="21"/>
+          <w:szCs w:val="21"/>
+        </w:rPr>
+        <w:t xml:space="preserve">A release performed from interrupt context is deferred: the released pointer is cast directly to a link node and the link is written into the payload of the block itself.</w:t>
+      </w:r>
+    </w:p>
+    <w:p>
+      <w:pPr>
+        <w:spacing w:after="140" w:line="280"/>
+        <w:jc w:val="both"/>
+      </w:pPr>
+      <w:r>
+        <w:rPr>
+          <w:sz w:val="21"/>
+          <w:szCs w:val="21"/>
+        </w:rPr>
+        <w:t xml:space="preserve">Protection must therefore not be applied when release is requested, but only when the block actually joins the free list. Since every free node passes through a single function to join that list, protection needs exactly one insertion point rather than one per caller.</w:t>
+      </w:r>
+    </w:p>
+    <w:p>
+      <w:pPr>
+        <w:pStyle w:val="Heading2"/>
+        <w:spacing w:after="140" w:before="300"/>
+      </w:pPr>
+      <w:r>
+        <w:t xml:space="preserve">4.5 Finding 5 - the list removal macro needs no change</w:t>
+      </w:r>
+    </w:p>
+    <w:p>
+      <w:pPr>
+        <w:spacing w:after="140" w:line="280"/>
+        <w:jc w:val="both"/>
+      </w:pPr>
+      <w:r>
+        <w:rPr>
+          <w:sz w:val="21"/>
+          <w:szCs w:val="21"/>
+        </w:rPr>
+        <w:t xml:space="preserve">Removing a node from the free list only touches the forward and backward link fields, which live in the node header and are never protected. The macro therefore needs no handling at all.</w:t>
+      </w:r>
+    </w:p>
+    <w:p>
+      <w:pPr>
+        <w:spacing w:after="140" w:line="280"/>
+        <w:jc w:val="both"/>
+      </w:pPr>
+      <w:r>
+        <w:rPr>
+          <w:sz w:val="21"/>
+          <w:szCs w:val="21"/>
+        </w:rPr>
+        <w:t xml:space="preserve">What does need handling is every place a header is written into the middle of a previously free block - the split, shrink, aligned-allocation and reallocation paths. Those are the same sites already carrying the existing verify calls, which is a convenient coincidence.</w:t>
+      </w:r>
+    </w:p>
+    <w:p>
+      <w:pPr>
+        <w:pStyle w:val="Heading2"/>
+        <w:spacing w:after="140" w:before="300"/>
+      </w:pPr>
+      <w:r>
+        <w:t xml:space="preserve">4.6 Finding 6 - a defect in the fault status macros</w:t>
+      </w:r>
+    </w:p>
+    <w:p>
+      <w:pPr>
+        <w:spacing w:after="140" w:line="280"/>
+        <w:jc w:val="both"/>
+      </w:pPr>
+      <w:r>
+        <w:rPr>
+          <w:sz w:val="21"/>
+          <w:szCs w:val="21"/>
+        </w:rPr>
+        <w:t xml:space="preserve">One of the data fault status macros shifts its mask by another mask instead of by the corresponding shift value, so the domain field it produces is wrong. Nothing uses it today, which is why it has gone unnoticed.</w:t>
+      </w:r>
+    </w:p>
+    <w:p>
+      <w:pPr>
+        <w:spacing w:after="140" w:line="280"/>
+        <w:jc w:val="both"/>
+      </w:pPr>
+      <w:r>
+        <w:rPr>
+          <w:sz w:val="21"/>
+          <w:szCs w:val="21"/>
+        </w:rPr>
+        <w:t xml:space="preserve">The fault decoder built in Milestone 0 is the first consumer, so the fix belongs in the same commit as the decoder.</w:t>
+      </w:r>
+    </w:p>
+    <w:p>
+      <w:r>
+        <w:br w:type="page"/>
+      </w:r>
+    </w:p>
+    <w:p>
+      <w:pPr>
+        <w:pStyle w:val="Heading1"/>
+        <w:spacing w:after="200" w:before="400"/>
+      </w:pPr>
+      <w:r>
+        <w:t xml:space="preserve">5. Comparison With Upstream</w:t>
+      </w:r>
+    </w:p>
+    <w:p>
+      <w:pPr>
+        <w:spacing w:after="140" w:line="280"/>
+        <w:jc w:val="both"/>
+      </w:pPr>
+      <w:r>
+        <w:rPr>
+          <w:sz w:val="21"/>
+          <w:szCs w:val="21"/>
+        </w:rPr>
+        <w:t xml:space="preserve">The kernel, memory manager and architecture code in this tree derive from an upstream real-time operating system project. That project was fetched and compared against this tree for every area the plan touches. The comparison changes the strategic picture in three ways.</w:t>
+      </w:r>
+    </w:p>
+    <w:p>
+      <w:pPr>
+        <w:pStyle w:val="Heading2"/>
+        <w:spacing w:after="140" w:before="300"/>
+      </w:pPr>
+      <w:r>
+        <w:t xml:space="preserve">5.1 Upstream already solves heap corruption detection</w:t>
+      </w:r>
+    </w:p>
+    <w:p>
+      <w:pPr>
+        <w:spacing w:after="140" w:line="280"/>
+        <w:jc w:val="both"/>
+      </w:pPr>
+      <w:r>
+        <w:rPr>
+          <w:sz w:val="21"/>
+          <w:szCs w:val="21"/>
+        </w:rPr>
+        <w:t xml:space="preserve">Upstream contains a complete address sanitiser subsystem, wired directly into its allocator: the release path poisons, the allocation path unpoisons. It detects use-after-free, buffer overruns and out-of-bounds access at any size, not only in blocks larger than a page.</w:t>
+      </w:r>
+    </w:p>
+    <w:p>
+      <w:pPr>
+        <w:spacing w:after="160"/>
+      </w:pPr>
+    </w:p>
+    <w:tbl>
+      <w:tblPr>
+        <w:tblW w:type="dxa" w:w="9020"/>
+        <w:tblBorders>
+          <w:top w:val="single" w:color="auto" w:sz="4"/>
+          <w:left w:val="single" w:color="auto" w:sz="4"/>
+          <w:bottom w:val="single" w:color="auto" w:sz="4"/>
+          <w:right w:val="single" w:color="auto" w:sz="4"/>
+          <w:insideH w:val="single" w:color="auto" w:sz="4"/>
+          <w:insideV w:val="single" w:color="auto" w:sz="4"/>
+        </w:tblBorders>
+      </w:tblPr>
+      <w:tblGrid>
+        <w:gridCol w:w="2200"/>
+        <w:gridCol w:w="3400"/>
+        <w:gridCol w:w="3420"/>
+      </w:tblGrid>
+      <w:tr>
+        <w:trPr>
+          <w:tblHeader/>
+        </w:trPr>
+        <w:tc>
+          <w:tcPr>
+            <w:tcW w:type="dxa" w:w="2200"/>
+            <w:shd w:fill="DCE6F1" w:color="auto" w:val="clear"/>
+            <w:tcMar>
+              <w:top w:type="dxa" w:w="60"/>
+              <w:left w:type="dxa" w:w="100"/>
+              <w:bottom w:type="dxa" w:w="60"/>
+              <w:right w:type="dxa" w:w="100"/>
+            </w:tcMar>
+          </w:tcPr>
+          <w:p>
+            <w:pPr>
+              <w:spacing w:after="0" w:line="250"/>
+            </w:pPr>
+            <w:r>
+              <w:rPr>
+                <w:b/>
+                <w:bCs/>
+                <w:sz w:val="18"/>
+                <w:szCs w:val="18"/>
+              </w:rPr>
+              <w:t xml:space="preserve">Aspect</w:t>
+            </w:r>
+          </w:p>
+        </w:tc>
+        <w:tc>
+          <w:tcPr>
+            <w:tcW w:type="dxa" w:w="3400"/>
+            <w:shd w:fill="DCE6F1" w:color="auto" w:val="clear"/>
+            <w:tcMar>
+              <w:top w:type="dxa" w:w="60"/>
+              <w:left w:type="dxa" w:w="100"/>
+              <w:bottom w:type="dxa" w:w="60"/>
+              <w:right w:type="dxa" w:w="100"/>
+            </w:tcMar>
+          </w:tcPr>
+          <w:p>
+            <w:pPr>
+              <w:spacing w:after="0" w:line="250"/>
+            </w:pPr>
+            <w:r>
+              <w:rPr>
+                <w:b/>
+                <w:bCs/>
+                <w:sz w:val="18"/>
+                <w:szCs w:val="18"/>
+              </w:rPr>
+              <w:t xml:space="preserve">Upstream sanitiser</w:t>
+            </w:r>
+          </w:p>
+        </w:tc>
+        <w:tc>
+          <w:tcPr>
+            <w:tcW w:type="dxa" w:w="3420"/>
+            <w:shd w:fill="DCE6F1" w:color="auto" w:val="clear"/>
+            <w:tcMar>
+              <w:top w:type="dxa" w:w="60"/>
+              <w:left w:type="dxa" w:w="100"/>
+              <w:bottom w:type="dxa" w:w="60"/>
+              <w:right w:type="dxa" w:w="100"/>
+            </w:tcMar>
+          </w:tcPr>
+          <w:p>
+            <w:pPr>
+              <w:spacing w:after="0" w:line="250"/>
+            </w:pPr>
+            <w:r>
+              <w:rPr>
+                <w:b/>
+                <w:bCs/>
+                <w:sz w:val="18"/>
+                <w:szCs w:val="18"/>
+              </w:rPr>
+              <w:t xml:space="preserve">Page protection (this plan)</w:t>
+            </w:r>
+          </w:p>
+        </w:tc>
+      </w:tr>
+      <w:tr>
+        <w:tc>
+          <w:tcPr>
+            <w:tcW w:type="dxa" w:w="2200"/>
+            <w:shd w:fill="FFFFFF" w:color="auto" w:val="clear"/>
+            <w:tcMar>
+              <w:top w:type="dxa" w:w="60"/>
+              <w:left w:type="dxa" w:w="100"/>
+              <w:bottom w:type="dxa" w:w="60"/>
+              <w:right w:type="dxa" w:w="100"/>
+            </w:tcMar>
+          </w:tcPr>
+          <w:p>
+            <w:pPr>
+              <w:spacing w:after="0" w:line="250"/>
+            </w:pPr>
+            <w:r>
+              <w:rPr>
+                <w:b w:val="false"/>
+                <w:bCs w:val="false"/>
+                <w:sz w:val="18"/>
+                <w:szCs w:val="18"/>
+              </w:rPr>
+              <w:t xml:space="preserve">Granularity</w:t>
+            </w:r>
+          </w:p>
+        </w:tc>
+        <w:tc>
+          <w:tcPr>
+            <w:tcW w:type="dxa" w:w="3400"/>
+            <w:shd w:fill="FFFFFF" w:color="auto" w:val="clear"/>
+            <w:tcMar>
+              <w:top w:type="dxa" w:w="60"/>
+              <w:left w:type="dxa" w:w="100"/>
+              <w:bottom w:type="dxa" w:w="60"/>
+              <w:right w:type="dxa" w:w="100"/>
+            </w:tcMar>
+          </w:tcPr>
+          <w:p>
+            <w:pPr>
+              <w:spacing w:after="0" w:line="250"/>
+            </w:pPr>
+            <w:r>
+              <w:rPr>
+                <w:b w:val="false"/>
+                <w:bCs w:val="false"/>
+                <w:sz w:val="18"/>
+                <w:szCs w:val="18"/>
+              </w:rPr>
+              <w:t xml:space="preserve">Four-byte granule - catches a small overrun</w:t>
+            </w:r>
+          </w:p>
+        </w:tc>
+        <w:tc>
+          <w:tcPr>
+            <w:tcW w:type="dxa" w:w="3420"/>
+            <w:shd w:fill="FFFFFF" w:color="auto" w:val="clear"/>
+            <w:tcMar>
+              <w:top w:type="dxa" w:w="60"/>
+              <w:left w:type="dxa" w:w="100"/>
+              <w:bottom w:type="dxa" w:w="60"/>
+              <w:right w:type="dxa" w:w="100"/>
+            </w:tcMar>
+          </w:tcPr>
+          <w:p>
+            <w:pPr>
+              <w:spacing w:after="0" w:line="250"/>
+            </w:pPr>
+            <w:r>
+              <w:rPr>
+                <w:b w:val="false"/>
+                <w:bCs w:val="false"/>
+                <w:sz w:val="18"/>
+                <w:szCs w:val="18"/>
+              </w:rPr>
+              <w:t xml:space="preserve">Four kilobyte page - large blocks only</w:t>
+            </w:r>
+          </w:p>
+        </w:tc>
+      </w:tr>
+      <w:tr>
+        <w:tc>
+          <w:tcPr>
+            <w:tcW w:type="dxa" w:w="2200"/>
+            <w:shd w:fill="F7F9FC" w:color="auto" w:val="clear"/>
+            <w:tcMar>
+              <w:top w:type="dxa" w:w="60"/>
+              <w:left w:type="dxa" w:w="100"/>
+              <w:bottom w:type="dxa" w:w="60"/>
+              <w:right w:type="dxa" w:w="100"/>
+            </w:tcMar>
+          </w:tcPr>
+          <w:p>
+            <w:pPr>
+              <w:spacing w:after="0" w:line="250"/>
+            </w:pPr>
+            <w:r>
+              <w:rPr>
+                <w:b w:val="false"/>
+                <w:bCs w:val="false"/>
+                <w:sz w:val="18"/>
+                <w:szCs w:val="18"/>
+              </w:rPr>
+              <w:t xml:space="preserve">Memory cost</w:t>
+            </w:r>
+          </w:p>
+        </w:tc>
+        <w:tc>
+          <w:tcPr>
+            <w:tcW w:type="dxa" w:w="3400"/>
+            <w:shd w:fill="F7F9FC" w:color="auto" w:val="clear"/>
+            <w:tcMar>
+              <w:top w:type="dxa" w:w="60"/>
+              <w:left w:type="dxa" w:w="100"/>
+              <w:bottom w:type="dxa" w:w="60"/>
+              <w:right w:type="dxa" w:w="100"/>
+            </w:tcMar>
+          </w:tcPr>
+          <w:p>
+            <w:pPr>
+              <w:spacing w:after="0" w:line="250"/>
+            </w:pPr>
+            <w:r>
+              <w:rPr>
+                <w:b w:val="false"/>
+                <w:bCs w:val="false"/>
+                <w:sz w:val="18"/>
+                <w:szCs w:val="18"/>
+              </w:rPr>
+              <w:t xml:space="preserve">Shadow map of about one thirty-second of the region</w:t>
+            </w:r>
+          </w:p>
+        </w:tc>
+        <w:tc>
+          <w:tcPr>
+            <w:tcW w:type="dxa" w:w="3420"/>
+            <w:shd w:fill="F7F9FC" w:color="auto" w:val="clear"/>
+            <w:tcMar>
+              <w:top w:type="dxa" w:w="60"/>
+              <w:left w:type="dxa" w:w="100"/>
+              <w:bottom w:type="dxa" w:w="60"/>
+              <w:right w:type="dxa" w:w="100"/>
+            </w:tcMar>
+          </w:tcPr>
+          <w:p>
+            <w:pPr>
+              <w:spacing w:after="0" w:line="250"/>
+            </w:pPr>
+            <w:r>
+              <w:rPr>
+                <w:b w:val="false"/>
+                <w:bCs w:val="false"/>
+                <w:sz w:val="18"/>
+                <w:szCs w:val="18"/>
+              </w:rPr>
+              <w:t xml:space="preserve">One small table per protected megabyte</w:t>
+            </w:r>
+          </w:p>
+        </w:tc>
+      </w:tr>
+      <w:tr>
+        <w:tc>
+          <w:tcPr>
+            <w:tcW w:type="dxa" w:w="2200"/>
+            <w:shd w:fill="FFFFFF" w:color="auto" w:val="clear"/>
+            <w:tcMar>
+              <w:top w:type="dxa" w:w="60"/>
+              <w:left w:type="dxa" w:w="100"/>
+              <w:bottom w:type="dxa" w:w="60"/>
+              <w:right w:type="dxa" w:w="100"/>
+            </w:tcMar>
+          </w:tcPr>
+          <w:p>
+            <w:pPr>
+              <w:spacing w:after="0" w:line="250"/>
+            </w:pPr>
+            <w:r>
+              <w:rPr>
+                <w:b w:val="false"/>
+                <w:bCs w:val="false"/>
+                <w:sz w:val="18"/>
+                <w:szCs w:val="18"/>
+              </w:rPr>
+              <w:t xml:space="preserve">Runtime cost</w:t>
+            </w:r>
+          </w:p>
+        </w:tc>
+        <w:tc>
+          <w:tcPr>
+            <w:tcW w:type="dxa" w:w="3400"/>
+            <w:shd w:fill="FFFFFF" w:color="auto" w:val="clear"/>
+            <w:tcMar>
+              <w:top w:type="dxa" w:w="60"/>
+              <w:left w:type="dxa" w:w="100"/>
+              <w:bottom w:type="dxa" w:w="60"/>
+              <w:right w:type="dxa" w:w="100"/>
+            </w:tcMar>
+          </w:tcPr>
+          <w:p>
+            <w:pPr>
+              <w:spacing w:after="0" w:line="250"/>
+            </w:pPr>
+            <w:r>
+              <w:rPr>
+                <w:b w:val="false"/>
+                <w:bCs w:val="false"/>
+                <w:sz w:val="18"/>
+                <w:szCs w:val="18"/>
+              </w:rPr>
+              <w:t xml:space="preserve">Every load and store carries a compiler-inserted check</w:t>
+            </w:r>
+          </w:p>
+        </w:tc>
+        <w:tc>
+          <w:tcPr>
+            <w:tcW w:type="dxa" w:w="3420"/>
+            <w:shd w:fill="FFFFFF" w:color="auto" w:val="clear"/>
+            <w:tcMar>
+              <w:top w:type="dxa" w:w="60"/>
+              <w:left w:type="dxa" w:w="100"/>
+              <w:bottom w:type="dxa" w:w="60"/>
+              <w:right w:type="dxa" w:w="100"/>
+            </w:tcMar>
+          </w:tcPr>
+          <w:p>
+            <w:pPr>
+              <w:spacing w:after="0" w:line="250"/>
+            </w:pPr>
+            <w:r>
+              <w:rPr>
+                <w:b w:val="false"/>
+                <w:bCs w:val="false"/>
+                <w:sz w:val="18"/>
+                <w:szCs w:val="18"/>
+              </w:rPr>
+              <w:t xml:space="preserve">None - the hardware checks anyway</w:t>
+            </w:r>
+          </w:p>
+        </w:tc>
+      </w:tr>
+      <w:tr>
+        <w:tc>
+          <w:tcPr>
+            <w:tcW w:type="dxa" w:w="2200"/>
+            <w:shd w:fill="F7F9FC" w:color="auto" w:val="clear"/>
+            <w:tcMar>
+              <w:top w:type="dxa" w:w="60"/>
+              <w:left w:type="dxa" w:w="100"/>
+              <w:bottom w:type="dxa" w:w="60"/>
+              <w:right w:type="dxa" w:w="100"/>
+            </w:tcMar>
+          </w:tcPr>
+          <w:p>
+            <w:pPr>
+              <w:spacing w:after="0" w:line="250"/>
+            </w:pPr>
+            <w:r>
+              <w:rPr>
+                <w:b w:val="false"/>
+                <w:bCs w:val="false"/>
+                <w:sz w:val="18"/>
+                <w:szCs w:val="18"/>
+              </w:rPr>
+              <w:t xml:space="preserve">Build requirement</w:t>
+            </w:r>
+          </w:p>
+        </w:tc>
+        <w:tc>
+          <w:tcPr>
+            <w:tcW w:type="dxa" w:w="3400"/>
+            <w:shd w:fill="F7F9FC" w:color="auto" w:val="clear"/>
+            <w:tcMar>
+              <w:top w:type="dxa" w:w="60"/>
+              <w:left w:type="dxa" w:w="100"/>
+              <w:bottom w:type="dxa" w:w="60"/>
+              <w:right w:type="dxa" w:w="100"/>
+            </w:tcMar>
+          </w:tcPr>
+          <w:p>
+            <w:pPr>
+              <w:spacing w:after="0" w:line="250"/>
+            </w:pPr>
+            <w:r>
+              <w:rPr>
+                <w:b w:val="false"/>
+                <w:bCs w:val="false"/>
+                <w:sz w:val="18"/>
+                <w:szCs w:val="18"/>
+              </w:rPr>
+              <w:t xml:space="preserve">Compiler instrumentation flag across the image</w:t>
+            </w:r>
+          </w:p>
+        </w:tc>
+        <w:tc>
+          <w:tcPr>
+            <w:tcW w:type="dxa" w:w="3420"/>
+            <w:shd w:fill="F7F9FC" w:color="auto" w:val="clear"/>
+            <w:tcMar>
+              <w:top w:type="dxa" w:w="60"/>
+              <w:left w:type="dxa" w:w="100"/>
+              <w:bottom w:type="dxa" w:w="60"/>
+              <w:right w:type="dxa" w:w="100"/>
+            </w:tcMar>
+          </w:tcPr>
+          <w:p>
+            <w:pPr>
+              <w:spacing w:after="0" w:line="250"/>
+            </w:pPr>
+            <w:r>
+              <w:rPr>
+                <w:b w:val="false"/>
+                <w:bCs w:val="false"/>
+                <w:sz w:val="18"/>
+                <w:szCs w:val="18"/>
+              </w:rPr>
+              <w:t xml:space="preserve">None</w:t>
+            </w:r>
+          </w:p>
+        </w:tc>
+      </w:tr>
+      <w:tr>
+        <w:tc>
+          <w:tcPr>
+            <w:tcW w:type="dxa" w:w="2200"/>
+            <w:shd w:fill="FFFFFF" w:color="auto" w:val="clear"/>
+            <w:tcMar>
+              <w:top w:type="dxa" w:w="60"/>
+              <w:left w:type="dxa" w:w="100"/>
+              <w:bottom w:type="dxa" w:w="60"/>
+              <w:right w:type="dxa" w:w="100"/>
+            </w:tcMar>
+          </w:tcPr>
+          <w:p>
+            <w:pPr>
+              <w:spacing w:after="0" w:line="250"/>
+            </w:pPr>
+            <w:r>
+              <w:rPr>
+                <w:b w:val="false"/>
+                <w:bCs w:val="false"/>
+                <w:sz w:val="18"/>
+                <w:szCs w:val="18"/>
+              </w:rPr>
+              <w:t xml:space="preserve">Effort to adopt here</w:t>
+            </w:r>
+          </w:p>
+        </w:tc>
+        <w:tc>
+          <w:tcPr>
+            <w:tcW w:type="dxa" w:w="3400"/>
+            <w:shd w:fill="FFFFFF" w:color="auto" w:val="clear"/>
+            <w:tcMar>
+              <w:top w:type="dxa" w:w="60"/>
+              <w:left w:type="dxa" w:w="100"/>
+              <w:bottom w:type="dxa" w:w="60"/>
+              <w:right w:type="dxa" w:w="100"/>
+            </w:tcMar>
+          </w:tcPr>
+          <w:p>
+            <w:pPr>
+              <w:spacing w:after="0" w:line="250"/>
+            </w:pPr>
+            <w:r>
+              <w:rPr>
+                <w:b w:val="false"/>
+                <w:bCs w:val="false"/>
+                <w:sz w:val="18"/>
+                <w:szCs w:val="18"/>
+              </w:rPr>
+              <w:t xml:space="preserve">Substantial - the allocators have diverged</w:t>
+            </w:r>
+          </w:p>
+        </w:tc>
+        <w:tc>
+          <w:tcPr>
+            <w:tcW w:type="dxa" w:w="3420"/>
+            <w:shd w:fill="FFFFFF" w:color="auto" w:val="clear"/>
+            <w:tcMar>
+              <w:top w:type="dxa" w:w="60"/>
+              <w:left w:type="dxa" w:w="100"/>
+              <w:bottom w:type="dxa" w:w="60"/>
+              <w:right w:type="dxa" w:w="100"/>
+            </w:tcMar>
+          </w:tcPr>
+          <w:p>
+            <w:pPr>
+              <w:spacing w:after="0" w:line="250"/>
+            </w:pPr>
+            <w:r>
+              <w:rPr>
+                <w:b w:val="false"/>
+                <w:bCs w:val="false"/>
+                <w:sz w:val="18"/>
+                <w:szCs w:val="18"/>
+              </w:rPr>
+              <w:t xml:space="preserve">Moderate</w:t>
+            </w:r>
+          </w:p>
+        </w:tc>
+      </w:tr>
+      <w:tr>
+        <w:tc>
+          <w:tcPr>
+            <w:tcW w:type="dxa" w:w="2200"/>
+            <w:shd w:fill="F7F9FC" w:color="auto" w:val="clear"/>
+            <w:tcMar>
+              <w:top w:type="dxa" w:w="60"/>
+              <w:left w:type="dxa" w:w="100"/>
+              <w:bottom w:type="dxa" w:w="60"/>
+              <w:right w:type="dxa" w:w="100"/>
+            </w:tcMar>
+          </w:tcPr>
+          <w:p>
+            <w:pPr>
+              <w:spacing w:after="0" w:line="250"/>
+            </w:pPr>
+            <w:r>
+              <w:rPr>
+                <w:b w:val="false"/>
+                <w:bCs w:val="false"/>
+                <w:sz w:val="18"/>
+                <w:szCs w:val="18"/>
+              </w:rPr>
+              <w:t xml:space="preserve">Also detects</w:t>
+            </w:r>
+          </w:p>
+        </w:tc>
+        <w:tc>
+          <w:tcPr>
+            <w:tcW w:type="dxa" w:w="3400"/>
+            <w:shd w:fill="F7F9FC" w:color="auto" w:val="clear"/>
+            <w:tcMar>
+              <w:top w:type="dxa" w:w="60"/>
+              <w:left w:type="dxa" w:w="100"/>
+              <w:bottom w:type="dxa" w:w="60"/>
+              <w:right w:type="dxa" w:w="100"/>
+            </w:tcMar>
+          </w:tcPr>
+          <w:p>
+            <w:pPr>
+              <w:spacing w:after="0" w:line="250"/>
+            </w:pPr>
+            <w:r>
+              <w:rPr>
+                <w:b w:val="false"/>
+                <w:bCs w:val="false"/>
+                <w:sz w:val="18"/>
+                <w:szCs w:val="18"/>
+              </w:rPr>
+              <w:t xml:space="preserve">Overruns, out-of-bounds, global variables</w:t>
+            </w:r>
+          </w:p>
+        </w:tc>
+        <w:tc>
+          <w:tcPr>
+            <w:tcW w:type="dxa" w:w="3420"/>
+            <w:shd w:fill="F7F9FC" w:color="auto" w:val="clear"/>
+            <w:tcMar>
+              <w:top w:type="dxa" w:w="60"/>
+              <w:left w:type="dxa" w:w="100"/>
+              <w:bottom w:type="dxa" w:w="60"/>
+              <w:right w:type="dxa" w:w="100"/>
+            </w:tcMar>
+          </w:tcPr>
+          <w:p>
+            <w:pPr>
+              <w:spacing w:after="0" w:line="250"/>
+            </w:pPr>
+            <w:r>
+              <w:rPr>
+                <w:b w:val="false"/>
+                <w:bCs w:val="false"/>
+                <w:sz w:val="18"/>
+                <w:szCs w:val="18"/>
+              </w:rPr>
+              <w:t xml:space="preserve">Only what lies inside a protected page</w:t>
+            </w:r>
+          </w:p>
+        </w:tc>
+      </w:tr>
+    </w:tbl>
+    <w:p>
+      <w:pPr>
+        <w:spacing w:after="160"/>
+      </w:pPr>
+    </w:p>
+    <w:p>
+      <w:pPr>
+        <w:spacing w:after="140" w:line="280"/>
+        <w:jc w:val="both"/>
+      </w:pPr>
+      <w:r>
+        <w:rPr>
+          <w:sz w:val="21"/>
+          <w:szCs w:val="21"/>
+        </w:rPr>
+        <w:t xml:space="preserve">Its own configuration help warns that instrumenting the whole image increases size and decreases performance significantly. There is also an optional hardware-watchpoint mode which avoids instrumentation and is worth investigating.</w:t>
+      </w:r>
+    </w:p>
+    <w:p>
+      <w:pPr>
+        <w:pBdr>
+          <w:left w:val="single" w:color="DD6B20" w:sz="18" w:space="8"/>
+        </w:pBdr>
+        <w:shd w:fill="FDF3E7" w:color="auto" w:val="clear"/>
+        <w:spacing w:after="180" w:before="100" w:line="270"/>
+        <w:ind w:left="140" w:right="140"/>
+      </w:pPr>
+      <w:r>
+        <w:rPr>
+          <w:b/>
+          <w:bCs/>
+          <w:color w:val="9C4221"/>
+          <w:sz w:val="20"/>
+          <w:szCs w:val="20"/>
+        </w:rPr>
+        <w:t xml:space="preserve">This is a decision, not a detail:  </w:t>
+      </w:r>
+      <w:r>
+        <w:rPr>
+          <w:sz w:val="20"/>
+          <w:szCs w:val="20"/>
+        </w:rPr>
+        <w:t xml:space="preserve">The original question was whether the MMU can be used to debug memory corruption. The honest answer is yes, and upstream also solved it another way. Three tools now exist at three different cost and coverage points - the existing poison detector for small chunks, page protection for large ones, and the upstream sanitiser for everything at a price. The requester should choose knowingly rather than discover the alternative later.</w:t>
+      </w:r>
+    </w:p>
+    <w:p>
+      <w:pPr>
+        <w:pStyle w:val="Heading2"/>
+        <w:spacing w:after="140" w:before="300"/>
+      </w:pPr>
+      <w:r>
+        <w:t xml:space="preserve">5.2 Upstream has page-granular mapping helpers this tree lacks</w:t>
+      </w:r>
+    </w:p>
+    <w:p>
+      <w:pPr>
+        <w:spacing w:after="140" w:line="280"/>
+        <w:jc w:val="both"/>
+      </w:pPr>
+      <w:r>
+        <w:rPr>
+          <w:sz w:val="21"/>
+          <w:szCs w:val="21"/>
+        </w:rPr>
+        <w:t xml:space="preserve">This is good news for Milestone 0. Upstream provides functions to point a top-level entry at a second-level table and to write second-level entries from a descriptor, together with the descriptor type itself. These are precisely the two halves of the primitive this plan calls for.</w:t>
+      </w:r>
+    </w:p>
+    <w:p>
+      <w:pPr>
+        <w:spacing w:after="140" w:line="280"/>
+        <w:jc w:val="both"/>
+      </w:pPr>
+      <w:r>
+        <w:rPr>
+          <w:sz w:val="21"/>
+          <w:szCs w:val="21"/>
+        </w:rPr>
+        <w:t xml:space="preserve">The architecture layer can therefore be </w:t>
+      </w:r>
+      <w:r>
+        <w:rPr>
+          <w:b/>
+          <w:bCs/>
+          <w:sz w:val="21"/>
+          <w:szCs w:val="21"/>
+        </w:rPr>
+        <w:t xml:space="preserve">backported rather than invented</w:t>
+      </w:r>
+      <w:r>
+        <w:rPr>
+          <w:sz w:val="21"/>
+          <w:szCs w:val="21"/>
+        </w:rPr>
+        <w:t xml:space="preserve">, which reduces the largest technical risk and narrows the gap with upstream instead of widening it.</w:t>
+      </w:r>
+    </w:p>
+    <w:p>
+      <w:pPr>
+        <w:spacing w:after="140" w:line="280"/>
+        <w:jc w:val="both"/>
+      </w:pPr>
+      <w:r>
+        <w:rPr>
+          <w:sz w:val="21"/>
+          <w:szCs w:val="21"/>
+        </w:rPr>
+        <w:t xml:space="preserve">The divergence runs both ways. This tree added application-separation mapping code that upstream does not have; upstream added page-granular mapping that this tree does not have. The architecture file here is roughly half as long again as its upstream counterpart.</w:t>
+      </w:r>
+    </w:p>
+    <w:p>
+      <w:pPr>
+        <w:pStyle w:val="Heading2"/>
+        <w:spacing w:after="140" w:before="300"/>
+      </w:pPr>
+      <w:r>
+        <w:t xml:space="preserve">5.3 The watchdog has diverged completely</w:t>
+      </w:r>
+    </w:p>
+    <w:p>
+      <w:pPr>
+        <w:spacing w:after="140" w:line="280"/>
+        <w:jc w:val="both"/>
+      </w:pPr>
+      <w:r>
+        <w:rPr>
+          <w:sz w:val="21"/>
+          <w:szCs w:val="21"/>
+        </w:rPr>
+        <w:t xml:space="preserve">Upstream rewrote its watchdog timer. This tree still carries the design from before that rewrite.</w:t>
+      </w:r>
+    </w:p>
+    <w:p>
+      <w:pPr>
+        <w:spacing w:after="160"/>
+      </w:pPr>
+    </w:p>
+    <w:tbl>
+      <w:tblPr>
+        <w:tblW w:type="dxa" w:w="9020"/>
+        <w:tblBorders>
+          <w:top w:val="single" w:color="auto" w:sz="4"/>
+          <w:left w:val="single" w:color="auto" w:sz="4"/>
+          <w:bottom w:val="single" w:color="auto" w:sz="4"/>
+          <w:right w:val="single" w:color="auto" w:sz="4"/>
+          <w:insideH w:val="single" w:color="auto" w:sz="4"/>
+          <w:insideV w:val="single" w:color="auto" w:sz="4"/>
+        </w:tblBorders>
+      </w:tblPr>
+      <w:tblGrid>
+        <w:gridCol w:w="2300"/>
+        <w:gridCol w:w="3400"/>
+        <w:gridCol w:w="3320"/>
+      </w:tblGrid>
+      <w:tr>
+        <w:trPr>
+          <w:tblHeader/>
+        </w:trPr>
+        <w:tc>
+          <w:tcPr>
+            <w:tcW w:type="dxa" w:w="2300"/>
+            <w:shd w:fill="DCE6F1" w:color="auto" w:val="clear"/>
+            <w:tcMar>
+              <w:top w:type="dxa" w:w="60"/>
+              <w:left w:type="dxa" w:w="100"/>
+              <w:bottom w:type="dxa" w:w="60"/>
+              <w:right w:type="dxa" w:w="100"/>
+            </w:tcMar>
+          </w:tcPr>
+          <w:p>
+            <w:pPr>
+              <w:spacing w:after="0" w:line="250"/>
+            </w:pPr>
+            <w:r>
+              <w:rPr>
+                <w:b/>
+                <w:bCs/>
+                <w:sz w:val="18"/>
+                <w:szCs w:val="18"/>
+              </w:rPr>
+              <w:t xml:space="preserve">Aspect</w:t>
+            </w:r>
+          </w:p>
+        </w:tc>
+        <w:tc>
+          <w:tcPr>
+            <w:tcW w:type="dxa" w:w="3400"/>
+            <w:shd w:fill="DCE6F1" w:color="auto" w:val="clear"/>
+            <w:tcMar>
+              <w:top w:type="dxa" w:w="60"/>
+              <w:left w:type="dxa" w:w="100"/>
+              <w:bottom w:type="dxa" w:w="60"/>
+              <w:right w:type="dxa" w:w="100"/>
+            </w:tcMar>
+          </w:tcPr>
+          <w:p>
+            <w:pPr>
+              <w:spacing w:after="0" w:line="250"/>
+            </w:pPr>
+            <w:r>
+              <w:rPr>
+                <w:b/>
+                <w:bCs/>
+                <w:sz w:val="18"/>
+                <w:szCs w:val="18"/>
+              </w:rPr>
+              <w:t xml:space="preserve">This tree</w:t>
+            </w:r>
+          </w:p>
+        </w:tc>
+        <w:tc>
+          <w:tcPr>
+            <w:tcW w:type="dxa" w:w="3320"/>
+            <w:shd w:fill="DCE6F1" w:color="auto" w:val="clear"/>
+            <w:tcMar>
+              <w:top w:type="dxa" w:w="60"/>
+              <w:left w:type="dxa" w:w="100"/>
+              <w:bottom w:type="dxa" w:w="60"/>
+              <w:right w:type="dxa" w:w="100"/>
+            </w:tcMar>
+          </w:tcPr>
+          <w:p>
+            <w:pPr>
+              <w:spacing w:after="0" w:line="250"/>
+            </w:pPr>
+            <w:r>
+              <w:rPr>
+                <w:b/>
+                <w:bCs/>
+                <w:sz w:val="18"/>
+                <w:szCs w:val="18"/>
+              </w:rPr>
+              <w:t xml:space="preserve">Upstream</w:t>
+            </w:r>
+          </w:p>
+        </w:tc>
+      </w:tr>
+      <w:tr>
+        <w:tc>
+          <w:tcPr>
+            <w:tcW w:type="dxa" w:w="2300"/>
+            <w:shd w:fill="FFFFFF" w:color="auto" w:val="clear"/>
+            <w:tcMar>
+              <w:top w:type="dxa" w:w="60"/>
+              <w:left w:type="dxa" w:w="100"/>
+              <w:bottom w:type="dxa" w:w="60"/>
+              <w:right w:type="dxa" w:w="100"/>
+            </w:tcMar>
+          </w:tcPr>
+          <w:p>
+            <w:pPr>
+              <w:spacing w:after="0" w:line="250"/>
+            </w:pPr>
+            <w:r>
+              <w:rPr>
+                <w:b w:val="false"/>
+                <w:bCs w:val="false"/>
+                <w:sz w:val="18"/>
+                <w:szCs w:val="18"/>
+              </w:rPr>
+              <w:t xml:space="preserve">Timing model</w:t>
+            </w:r>
+          </w:p>
+        </w:tc>
+        <w:tc>
+          <w:tcPr>
+            <w:tcW w:type="dxa" w:w="3400"/>
+            <w:shd w:fill="FFFFFF" w:color="auto" w:val="clear"/>
+            <w:tcMar>
+              <w:top w:type="dxa" w:w="60"/>
+              <w:left w:type="dxa" w:w="100"/>
+              <w:bottom w:type="dxa" w:w="60"/>
+              <w:right w:type="dxa" w:w="100"/>
+            </w:tcMar>
+          </w:tcPr>
+          <w:p>
+            <w:pPr>
+              <w:spacing w:after="0" w:line="250"/>
+            </w:pPr>
+            <w:r>
+              <w:rPr>
+                <w:b w:val="false"/>
+                <w:bCs w:val="false"/>
+                <w:sz w:val="18"/>
+                <w:szCs w:val="18"/>
+              </w:rPr>
+              <w:t xml:space="preserve">Delta list - each entry relative to the one before</w:t>
+            </w:r>
+          </w:p>
+        </w:tc>
+        <w:tc>
+          <w:tcPr>
+            <w:tcW w:type="dxa" w:w="3320"/>
+            <w:shd w:fill="FFFFFF" w:color="auto" w:val="clear"/>
+            <w:tcMar>
+              <w:top w:type="dxa" w:w="60"/>
+              <w:left w:type="dxa" w:w="100"/>
+              <w:bottom w:type="dxa" w:w="60"/>
+              <w:right w:type="dxa" w:w="100"/>
+            </w:tcMar>
+          </w:tcPr>
+          <w:p>
+            <w:pPr>
+              <w:spacing w:after="0" w:line="250"/>
+            </w:pPr>
+            <w:r>
+              <w:rPr>
+                <w:b w:val="false"/>
+                <w:bCs w:val="false"/>
+                <w:sz w:val="18"/>
+                <w:szCs w:val="18"/>
+              </w:rPr>
+              <w:t xml:space="preserve">Absolute expiry time per entry</w:t>
+            </w:r>
+          </w:p>
+        </w:tc>
+      </w:tr>
+      <w:tr>
+        <w:tc>
+          <w:tcPr>
+            <w:tcW w:type="dxa" w:w="2300"/>
+            <w:shd w:fill="F7F9FC" w:color="auto" w:val="clear"/>
+            <w:tcMar>
+              <w:top w:type="dxa" w:w="60"/>
+              <w:left w:type="dxa" w:w="100"/>
+              <w:bottom w:type="dxa" w:w="60"/>
+              <w:right w:type="dxa" w:w="100"/>
+            </w:tcMar>
+          </w:tcPr>
+          <w:p>
+            <w:pPr>
+              <w:spacing w:after="0" w:line="250"/>
+            </w:pPr>
+            <w:r>
+              <w:rPr>
+                <w:b w:val="false"/>
+                <w:bCs w:val="false"/>
+                <w:sz w:val="18"/>
+                <w:szCs w:val="18"/>
+              </w:rPr>
+              <w:t xml:space="preserve">List type</w:t>
+            </w:r>
+          </w:p>
+        </w:tc>
+        <w:tc>
+          <w:tcPr>
+            <w:tcW w:type="dxa" w:w="3400"/>
+            <w:shd w:fill="F7F9FC" w:color="auto" w:val="clear"/>
+            <w:tcMar>
+              <w:top w:type="dxa" w:w="60"/>
+              <w:left w:type="dxa" w:w="100"/>
+              <w:bottom w:type="dxa" w:w="60"/>
+              <w:right w:type="dxa" w:w="100"/>
+            </w:tcMar>
+          </w:tcPr>
+          <w:p>
+            <w:pPr>
+              <w:spacing w:after="0" w:line="250"/>
+            </w:pPr>
+            <w:r>
+              <w:rPr>
+                <w:b w:val="false"/>
+                <w:bCs w:val="false"/>
+                <w:sz w:val="18"/>
+                <w:szCs w:val="18"/>
+              </w:rPr>
+              <w:t xml:space="preserve">Custom singly linked queue</w:t>
+            </w:r>
+          </w:p>
+        </w:tc>
+        <w:tc>
+          <w:tcPr>
+            <w:tcW w:type="dxa" w:w="3320"/>
+            <w:shd w:fill="F7F9FC" w:color="auto" w:val="clear"/>
+            <w:tcMar>
+              <w:top w:type="dxa" w:w="60"/>
+              <w:left w:type="dxa" w:w="100"/>
+              <w:bottom w:type="dxa" w:w="60"/>
+              <w:right w:type="dxa" w:w="100"/>
+            </w:tcMar>
+          </w:tcPr>
+          <w:p>
+            <w:pPr>
+              <w:spacing w:after="0" w:line="250"/>
+            </w:pPr>
+            <w:r>
+              <w:rPr>
+                <w:b w:val="false"/>
+                <w:bCs w:val="false"/>
+                <w:sz w:val="18"/>
+                <w:szCs w:val="18"/>
+              </w:rPr>
+              <w:t xml:space="preserve">Generic doubly linked list node</w:t>
+            </w:r>
+          </w:p>
+        </w:tc>
+      </w:tr>
+      <w:tr>
+        <w:tc>
+          <w:tcPr>
+            <w:tcW w:type="dxa" w:w="2300"/>
+            <w:shd w:fill="FFFFFF" w:color="auto" w:val="clear"/>
+            <w:tcMar>
+              <w:top w:type="dxa" w:w="60"/>
+              <w:left w:type="dxa" w:w="100"/>
+              <w:bottom w:type="dxa" w:w="60"/>
+              <w:right w:type="dxa" w:w="100"/>
+            </w:tcMar>
+          </w:tcPr>
+          <w:p>
+            <w:pPr>
+              <w:spacing w:after="0" w:line="250"/>
+            </w:pPr>
+            <w:r>
+              <w:rPr>
+                <w:b w:val="false"/>
+                <w:bCs w:val="false"/>
+                <w:sz w:val="18"/>
+                <w:szCs w:val="18"/>
+              </w:rPr>
+              <w:t xml:space="preserve">Storage</w:t>
+            </w:r>
+          </w:p>
+        </w:tc>
+        <w:tc>
+          <w:tcPr>
+            <w:tcW w:type="dxa" w:w="3400"/>
+            <w:shd w:fill="FFFFFF" w:color="auto" w:val="clear"/>
+            <w:tcMar>
+              <w:top w:type="dxa" w:w="60"/>
+              <w:left w:type="dxa" w:w="100"/>
+              <w:bottom w:type="dxa" w:w="60"/>
+              <w:right w:type="dxa" w:w="100"/>
+            </w:tcMar>
+          </w:tcPr>
+          <w:p>
+            <w:pPr>
+              <w:spacing w:after="0" w:line="250"/>
+            </w:pPr>
+            <w:r>
+              <w:rPr>
+                <w:b w:val="false"/>
+                <w:bCs w:val="false"/>
+                <w:sz w:val="18"/>
+                <w:szCs w:val="18"/>
+              </w:rPr>
+              <w:t xml:space="preserve">Pre-allocated static pool plus free list and counter</w:t>
+            </w:r>
+          </w:p>
+        </w:tc>
+        <w:tc>
+          <w:tcPr>
+            <w:tcW w:type="dxa" w:w="3320"/>
+            <w:shd w:fill="FFFFFF" w:color="auto" w:val="clear"/>
+            <w:tcMar>
+              <w:top w:type="dxa" w:w="60"/>
+              <w:left w:type="dxa" w:w="100"/>
+              <w:bottom w:type="dxa" w:w="60"/>
+              <w:right w:type="dxa" w:w="100"/>
+            </w:tcMar>
+          </w:tcPr>
+          <w:p>
+            <w:pPr>
+              <w:spacing w:after="0" w:line="250"/>
+            </w:pPr>
+            <w:r>
+              <w:rPr>
+                <w:b w:val="false"/>
+                <w:bCs w:val="false"/>
+                <w:sz w:val="18"/>
+                <w:szCs w:val="18"/>
+              </w:rPr>
+              <w:t xml:space="preserve">No pool at all - caller allocated</w:t>
+            </w:r>
+          </w:p>
+        </w:tc>
+      </w:tr>
+      <w:tr>
+        <w:tc>
+          <w:tcPr>
+            <w:tcW w:type="dxa" w:w="2300"/>
+            <w:shd w:fill="F7F9FC" w:color="auto" w:val="clear"/>
+            <w:tcMar>
+              <w:top w:type="dxa" w:w="60"/>
+              <w:left w:type="dxa" w:w="100"/>
+              <w:bottom w:type="dxa" w:w="60"/>
+              <w:right w:type="dxa" w:w="100"/>
+            </w:tcMar>
+          </w:tcPr>
+          <w:p>
+            <w:pPr>
+              <w:spacing w:after="0" w:line="250"/>
+            </w:pPr>
+            <w:r>
+              <w:rPr>
+                <w:b w:val="false"/>
+                <w:bCs w:val="false"/>
+                <w:sz w:val="18"/>
+                <w:szCs w:val="18"/>
+              </w:rPr>
+              <w:t xml:space="preserve">Source files</w:t>
+            </w:r>
+          </w:p>
+        </w:tc>
+        <w:tc>
+          <w:tcPr>
+            <w:tcW w:type="dxa" w:w="3400"/>
+            <w:shd w:fill="F7F9FC" w:color="auto" w:val="clear"/>
+            <w:tcMar>
+              <w:top w:type="dxa" w:w="60"/>
+              <w:left w:type="dxa" w:w="100"/>
+              <w:bottom w:type="dxa" w:w="60"/>
+              <w:right w:type="dxa" w:w="100"/>
+            </w:tcMar>
+          </w:tcPr>
+          <w:p>
+            <w:pPr>
+              <w:spacing w:after="0" w:line="250"/>
+            </w:pPr>
+            <w:r>
+              <w:rPr>
+                <w:b w:val="false"/>
+                <w:bCs w:val="false"/>
+                <w:sz w:val="18"/>
+                <w:szCs w:val="18"/>
+              </w:rPr>
+              <w:t xml:space="preserve">Eleven</w:t>
+            </w:r>
+          </w:p>
+        </w:tc>
+        <w:tc>
+          <w:tcPr>
+            <w:tcW w:type="dxa" w:w="3320"/>
+            <w:shd w:fill="F7F9FC" w:color="auto" w:val="clear"/>
+            <w:tcMar>
+              <w:top w:type="dxa" w:w="60"/>
+              <w:left w:type="dxa" w:w="100"/>
+              <w:bottom w:type="dxa" w:w="60"/>
+              <w:right w:type="dxa" w:w="100"/>
+            </w:tcMar>
+          </w:tcPr>
+          <w:p>
+            <w:pPr>
+              <w:spacing w:after="0" w:line="250"/>
+            </w:pPr>
+            <w:r>
+              <w:rPr>
+                <w:b w:val="false"/>
+                <w:bCs w:val="false"/>
+                <w:sz w:val="18"/>
+                <w:szCs w:val="18"/>
+              </w:rPr>
+              <w:t xml:space="preserve">Five</w:t>
+            </w:r>
+          </w:p>
+        </w:tc>
+      </w:tr>
+      <w:tr>
+        <w:tc>
+          <w:tcPr>
+            <w:tcW w:type="dxa" w:w="2300"/>
+            <w:shd w:fill="FFFFFF" w:color="auto" w:val="clear"/>
+            <w:tcMar>
+              <w:top w:type="dxa" w:w="60"/>
+              <w:left w:type="dxa" w:w="100"/>
+              <w:bottom w:type="dxa" w:w="60"/>
+              <w:right w:type="dxa" w:w="100"/>
+            </w:tcMar>
+          </w:tcPr>
+          <w:p>
+            <w:pPr>
+              <w:spacing w:after="0" w:line="250"/>
+            </w:pPr>
+            <w:r>
+              <w:rPr>
+                <w:b w:val="false"/>
+                <w:bCs w:val="false"/>
+                <w:sz w:val="18"/>
+                <w:szCs w:val="18"/>
+              </w:rPr>
+              <w:t xml:space="preserve">Pre-allocated count setting</w:t>
+            </w:r>
+          </w:p>
+        </w:tc>
+        <w:tc>
+          <w:tcPr>
+            <w:tcW w:type="dxa" w:w="3400"/>
+            <w:shd w:fill="FFFFFF" w:color="auto" w:val="clear"/>
+            <w:tcMar>
+              <w:top w:type="dxa" w:w="60"/>
+              <w:left w:type="dxa" w:w="100"/>
+              <w:bottom w:type="dxa" w:w="60"/>
+              <w:right w:type="dxa" w:w="100"/>
+            </w:tcMar>
+          </w:tcPr>
+          <w:p>
+            <w:pPr>
+              <w:spacing w:after="0" w:line="250"/>
+            </w:pPr>
+            <w:r>
+              <w:rPr>
+                <w:b w:val="false"/>
+                <w:bCs w:val="false"/>
+                <w:sz w:val="18"/>
+                <w:szCs w:val="18"/>
+              </w:rPr>
+              <w:t xml:space="preserve">Exists</w:t>
+            </w:r>
+          </w:p>
+        </w:tc>
+        <w:tc>
+          <w:tcPr>
+            <w:tcW w:type="dxa" w:w="3320"/>
+            <w:shd w:fill="FFFFFF" w:color="auto" w:val="clear"/>
+            <w:tcMar>
+              <w:top w:type="dxa" w:w="60"/>
+              <w:left w:type="dxa" w:w="100"/>
+              <w:bottom w:type="dxa" w:w="60"/>
+              <w:right w:type="dxa" w:w="100"/>
+            </w:tcMar>
+          </w:tcPr>
+          <w:p>
+            <w:pPr>
+              <w:spacing w:after="0" w:line="250"/>
+            </w:pPr>
+            <w:r>
+              <w:rPr>
+                <w:b w:val="false"/>
+                <w:bCs w:val="false"/>
+                <w:sz w:val="18"/>
+                <w:szCs w:val="18"/>
+              </w:rPr>
+              <w:t xml:space="preserve">Does not exist</w:t>
+            </w:r>
+          </w:p>
+        </w:tc>
+      </w:tr>
+    </w:tbl>
+    <w:p>
+      <w:pPr>
+        <w:spacing w:after="160"/>
+      </w:pPr>
+    </w:p>
+    <w:p>
+      <w:pPr>
+        <w:spacing w:after="140" w:line="280"/>
+        <w:jc w:val="both"/>
+      </w:pPr>
+      <w:r>
+        <w:rPr>
+          <w:b/>
+          <w:bCs/>
+          <w:sz w:val="21"/>
+          <w:szCs w:val="21"/>
+        </w:rPr>
+        <w:t xml:space="preserve">The strategic consequence: </w:t>
+      </w:r>
+      <w:r>
+        <w:rPr>
+          <w:sz w:val="21"/>
+          <w:szCs w:val="21"/>
+        </w:rPr>
+        <w:t xml:space="preserve">the memory this plan protects in the watchdog milestone does not exist upstream and never will. It is an artefact of the older design carried here.</w:t>
+      </w:r>
+    </w:p>
+    <w:p>
+      <w:pPr>
+        <w:spacing w:after="140" w:line="280"/>
+        <w:jc w:val="both"/>
+      </w:pPr>
+      <w:r>
+        <w:rPr>
+          <w:sz w:val="21"/>
+          <w:szCs w:val="21"/>
+        </w:rPr>
+        <w:t xml:space="preserve">That does not make the milestone wrong. It is small, it is the right pilot, and the divergence it adds is minor beside what already exists. But it should be a conscious decision rather than a side effect, because it raises the cost of any future move towards the upstream watchdog.</w:t>
+      </w:r>
+    </w:p>
+    <w:p>
+      <w:pPr>
+        <w:pStyle w:val="Heading2"/>
+        <w:spacing w:after="140" w:before="300"/>
+      </w:pPr>
+      <w:r>
+        <w:t xml:space="preserve">5.4 The memory manager has diverged in both directions</w:t>
+      </w:r>
+    </w:p>
+    <w:p>
+      <w:pPr>
+        <w:spacing w:after="140" w:line="280"/>
+        <w:jc w:val="both"/>
+      </w:pPr>
+      <w:r>
+        <w:rPr>
+          <w:sz w:val="21"/>
+          <w:szCs w:val="21"/>
+        </w:rPr>
+        <w:t xml:space="preserve">Thirteen memory-manager source files exist only in this tree, largely the heap information and diagnostic layer plus the existing use-after-free detector. Six exist only upstream. The free node structures differ as well: this tree records a single allocation address and a single release address, while upstream records a sequence number and an optional full call stack.</w:t>
+      </w:r>
+    </w:p>
+    <w:p>
+      <w:pPr>
+        <w:spacing w:after="140" w:line="280"/>
+        <w:jc w:val="both"/>
+      </w:pPr>
+      <w:r>
+        <w:rPr>
+          <w:sz w:val="21"/>
+          <w:szCs w:val="21"/>
+        </w:rPr>
+        <w:t xml:space="preserve">That divergence is the main reason adopting the upstream sanitiser would be real work rather than a drop-in. It is also an opportunity: upstream records a call stack per allocation, which would improve the fault reports described in this plan far more cheaply than adopting the whole sanitiser.</w:t>
+      </w:r>
+    </w:p>
+    <w:p>
+      <w:pPr>
+        <w:pStyle w:val="Heading2"/>
+        <w:spacing w:after="140" w:before="300"/>
+      </w:pPr>
+      <w:r>
+        <w:t xml:space="preserve">5.5 Effect on the plan</w:t>
+      </w:r>
+    </w:p>
+    <w:p>
+      <w:pPr>
+        <w:spacing w:after="160"/>
+      </w:pPr>
+    </w:p>
+    <w:tbl>
+      <w:tblPr>
+        <w:tblW w:type="dxa" w:w="9020"/>
+        <w:tblBorders>
+          <w:top w:val="single" w:color="auto" w:sz="4"/>
+          <w:left w:val="single" w:color="auto" w:sz="4"/>
+          <w:bottom w:val="single" w:color="auto" w:sz="4"/>
+          <w:right w:val="single" w:color="auto" w:sz="4"/>
+          <w:insideH w:val="single" w:color="auto" w:sz="4"/>
+          <w:insideV w:val="single" w:color="auto" w:sz="4"/>
+        </w:tblBorders>
+      </w:tblPr>
+      <w:tblGrid>
+        <w:gridCol w:w="2600"/>
+        <w:gridCol w:w="6420"/>
+      </w:tblGrid>
+      <w:tr>
+        <w:trPr>
+          <w:tblHeader/>
+        </w:trPr>
+        <w:tc>
+          <w:tcPr>
+            <w:tcW w:type="dxa" w:w="2600"/>
+            <w:shd w:fill="DCE6F1" w:color="auto" w:val="clear"/>
+            <w:tcMar>
+              <w:top w:type="dxa" w:w="60"/>
+              <w:left w:type="dxa" w:w="100"/>
+              <w:bottom w:type="dxa" w:w="60"/>
+              <w:right w:type="dxa" w:w="100"/>
+            </w:tcMar>
+          </w:tcPr>
+          <w:p>
+            <w:pPr>
+              <w:spacing w:after="0" w:line="250"/>
+            </w:pPr>
+            <w:r>
+              <w:rPr>
+                <w:b/>
+                <w:bCs/>
+                <w:sz w:val="18"/>
+                <w:szCs w:val="18"/>
+              </w:rPr>
+              <w:t xml:space="preserve">Milestone</w:t>
+            </w:r>
+          </w:p>
+        </w:tc>
+        <w:tc>
+          <w:tcPr>
+            <w:tcW w:type="dxa" w:w="6420"/>
+            <w:shd w:fill="DCE6F1" w:color="auto" w:val="clear"/>
+            <w:tcMar>
+              <w:top w:type="dxa" w:w="60"/>
+              <w:left w:type="dxa" w:w="100"/>
+              <w:bottom w:type="dxa" w:w="60"/>
+              <w:right w:type="dxa" w:w="100"/>
+            </w:tcMar>
+          </w:tcPr>
+          <w:p>
+            <w:pPr>
+              <w:spacing w:after="0" w:line="250"/>
+            </w:pPr>
+            <w:r>
+              <w:rPr>
+                <w:b/>
+                <w:bCs/>
+                <w:sz w:val="18"/>
+                <w:szCs w:val="18"/>
+              </w:rPr>
+              <w:t xml:space="preserve">Effect of the comparison</w:t>
+            </w:r>
+          </w:p>
+        </w:tc>
+      </w:tr>
+      <w:tr>
+        <w:tc>
+          <w:tcPr>
+            <w:tcW w:type="dxa" w:w="2600"/>
+            <w:shd w:fill="FFFFFF" w:color="auto" w:val="clear"/>
+            <w:tcMar>
+              <w:top w:type="dxa" w:w="60"/>
+              <w:left w:type="dxa" w:w="100"/>
+              <w:bottom w:type="dxa" w:w="60"/>
+              <w:right w:type="dxa" w:w="100"/>
+            </w:tcMar>
+          </w:tcPr>
+          <w:p>
+            <w:pPr>
+              <w:spacing w:after="0" w:line="250"/>
+            </w:pPr>
+            <w:r>
+              <w:rPr>
+                <w:b w:val="false"/>
+                <w:bCs w:val="false"/>
+                <w:sz w:val="18"/>
+                <w:szCs w:val="18"/>
+              </w:rPr>
+              <w:t xml:space="preserve">Milestone 0, architecture</w:t>
+            </w:r>
+          </w:p>
+        </w:tc>
+        <w:tc>
+          <w:tcPr>
+            <w:tcW w:type="dxa" w:w="6420"/>
+            <w:shd w:fill="FFFFFF" w:color="auto" w:val="clear"/>
+            <w:tcMar>
+              <w:top w:type="dxa" w:w="60"/>
+              <w:left w:type="dxa" w:w="100"/>
+              <w:bottom w:type="dxa" w:w="60"/>
+              <w:right w:type="dxa" w:w="100"/>
+            </w:tcMar>
+          </w:tcPr>
+          <w:p>
+            <w:pPr>
+              <w:spacing w:after="0" w:line="250"/>
+            </w:pPr>
+            <w:r>
+              <w:rPr>
+                <w:b w:val="false"/>
+                <w:bCs w:val="false"/>
+                <w:sz w:val="18"/>
+                <w:szCs w:val="18"/>
+              </w:rPr>
+              <w:t xml:space="preserve">IMPROVED - backport the upstream page-mapping helpers instead of writing new ones</w:t>
+            </w:r>
+          </w:p>
+        </w:tc>
+      </w:tr>
+      <w:tr>
+        <w:tc>
+          <w:tcPr>
+            <w:tcW w:type="dxa" w:w="2600"/>
+            <w:shd w:fill="F7F9FC" w:color="auto" w:val="clear"/>
+            <w:tcMar>
+              <w:top w:type="dxa" w:w="60"/>
+              <w:left w:type="dxa" w:w="100"/>
+              <w:bottom w:type="dxa" w:w="60"/>
+              <w:right w:type="dxa" w:w="100"/>
+            </w:tcMar>
+          </w:tcPr>
+          <w:p>
+            <w:pPr>
+              <w:spacing w:after="0" w:line="250"/>
+            </w:pPr>
+            <w:r>
+              <w:rPr>
+                <w:b w:val="false"/>
+                <w:bCs w:val="false"/>
+                <w:sz w:val="18"/>
+                <w:szCs w:val="18"/>
+              </w:rPr>
+              <w:t xml:space="preserve">Milestone 0, reporting</w:t>
+            </w:r>
+          </w:p>
+        </w:tc>
+        <w:tc>
+          <w:tcPr>
+            <w:tcW w:type="dxa" w:w="6420"/>
+            <w:shd w:fill="F7F9FC" w:color="auto" w:val="clear"/>
+            <w:tcMar>
+              <w:top w:type="dxa" w:w="60"/>
+              <w:left w:type="dxa" w:w="100"/>
+              <w:bottom w:type="dxa" w:w="60"/>
+              <w:right w:type="dxa" w:w="100"/>
+            </w:tcMar>
+          </w:tcPr>
+          <w:p>
+            <w:pPr>
+              <w:spacing w:after="0" w:line="250"/>
+            </w:pPr>
+            <w:r>
+              <w:rPr>
+                <w:b w:val="false"/>
+                <w:bCs w:val="false"/>
+                <w:sz w:val="18"/>
+                <w:szCs w:val="18"/>
+              </w:rPr>
+              <w:t xml:space="preserve">Consider backporting per-allocation call stacks for richer reports</w:t>
+            </w:r>
+          </w:p>
+        </w:tc>
+      </w:tr>
+      <w:tr>
+        <w:tc>
+          <w:tcPr>
+            <w:tcW w:type="dxa" w:w="2600"/>
+            <w:shd w:fill="FFFFFF" w:color="auto" w:val="clear"/>
+            <w:tcMar>
+              <w:top w:type="dxa" w:w="60"/>
+              <w:left w:type="dxa" w:w="100"/>
+              <w:bottom w:type="dxa" w:w="60"/>
+              <w:right w:type="dxa" w:w="100"/>
+            </w:tcMar>
+          </w:tcPr>
+          <w:p>
+            <w:pPr>
+              <w:spacing w:after="0" w:line="250"/>
+            </w:pPr>
+            <w:r>
+              <w:rPr>
+                <w:b w:val="false"/>
+                <w:bCs w:val="false"/>
+                <w:sz w:val="18"/>
+                <w:szCs w:val="18"/>
+              </w:rPr>
+              <w:t xml:space="preserve">Milestones 1 and 2, watchdog</w:t>
+            </w:r>
+          </w:p>
+        </w:tc>
+        <w:tc>
+          <w:tcPr>
+            <w:tcW w:type="dxa" w:w="6420"/>
+            <w:shd w:fill="FFFFFF" w:color="auto" w:val="clear"/>
+            <w:tcMar>
+              <w:top w:type="dxa" w:w="60"/>
+              <w:left w:type="dxa" w:w="100"/>
+              <w:bottom w:type="dxa" w:w="60"/>
+              <w:right w:type="dxa" w:w="100"/>
+            </w:tcMar>
+          </w:tcPr>
+          <w:p>
+            <w:pPr>
+              <w:spacing w:after="0" w:line="250"/>
+            </w:pPr>
+            <w:r>
+              <w:rPr>
+                <w:b w:val="false"/>
+                <w:bCs w:val="false"/>
+                <w:sz w:val="18"/>
+                <w:szCs w:val="18"/>
+              </w:rPr>
+              <w:t xml:space="preserve">Unchanged technically, but now an explicit divergence decision</w:t>
+            </w:r>
+          </w:p>
+        </w:tc>
+      </w:tr>
+      <w:tr>
+        <w:tc>
+          <w:tcPr>
+            <w:tcW w:type="dxa" w:w="2600"/>
+            <w:shd w:fill="F7F9FC" w:color="auto" w:val="clear"/>
+            <w:tcMar>
+              <w:top w:type="dxa" w:w="60"/>
+              <w:left w:type="dxa" w:w="100"/>
+              <w:bottom w:type="dxa" w:w="60"/>
+              <w:right w:type="dxa" w:w="100"/>
+            </w:tcMar>
+          </w:tcPr>
+          <w:p>
+            <w:pPr>
+              <w:spacing w:after="0" w:line="250"/>
+            </w:pPr>
+            <w:r>
+              <w:rPr>
+                <w:b w:val="false"/>
+                <w:bCs w:val="false"/>
+                <w:sz w:val="18"/>
+                <w:szCs w:val="18"/>
+              </w:rPr>
+              <w:t xml:space="preserve">Milestones 3 and 4, heap</w:t>
+            </w:r>
+          </w:p>
+        </w:tc>
+        <w:tc>
+          <w:tcPr>
+            <w:tcW w:type="dxa" w:w="6420"/>
+            <w:shd w:fill="F7F9FC" w:color="auto" w:val="clear"/>
+            <w:tcMar>
+              <w:top w:type="dxa" w:w="60"/>
+              <w:left w:type="dxa" w:w="100"/>
+              <w:bottom w:type="dxa" w:w="60"/>
+              <w:right w:type="dxa" w:w="100"/>
+            </w:tcMar>
+          </w:tcPr>
+          <w:p>
+            <w:pPr>
+              <w:spacing w:after="0" w:line="250"/>
+            </w:pPr>
+            <w:r>
+              <w:rPr>
+                <w:b w:val="false"/>
+                <w:bCs w:val="false"/>
+                <w:sz w:val="18"/>
+                <w:szCs w:val="18"/>
+              </w:rPr>
+              <w:t xml:space="preserve">BLOCKED on a decision - page protection, the upstream sanitiser, or both</w:t>
+            </w:r>
+          </w:p>
+        </w:tc>
+      </w:tr>
+      <w:tr>
+        <w:tc>
+          <w:tcPr>
+            <w:tcW w:type="dxa" w:w="2600"/>
+            <w:shd w:fill="FFFFFF" w:color="auto" w:val="clear"/>
+            <w:tcMar>
+              <w:top w:type="dxa" w:w="60"/>
+              <w:left w:type="dxa" w:w="100"/>
+              <w:bottom w:type="dxa" w:w="60"/>
+              <w:right w:type="dxa" w:w="100"/>
+            </w:tcMar>
+          </w:tcPr>
+          <w:p>
+            <w:pPr>
+              <w:spacing w:after="0" w:line="250"/>
+            </w:pPr>
+            <w:r>
+              <w:rPr>
+                <w:b w:val="false"/>
+                <w:bCs w:val="false"/>
+                <w:sz w:val="18"/>
+                <w:szCs w:val="18"/>
+              </w:rPr>
+              <w:t xml:space="preserve">Milestones 5 and 6</w:t>
+            </w:r>
+          </w:p>
+        </w:tc>
+        <w:tc>
+          <w:tcPr>
+            <w:tcW w:type="dxa" w:w="6420"/>
+            <w:shd w:fill="FFFFFF" w:color="auto" w:val="clear"/>
+            <w:tcMar>
+              <w:top w:type="dxa" w:w="60"/>
+              <w:left w:type="dxa" w:w="100"/>
+              <w:bottom w:type="dxa" w:w="60"/>
+              <w:right w:type="dxa" w:w="100"/>
+            </w:tcMar>
+          </w:tcPr>
+          <w:p>
+            <w:pPr>
+              <w:spacing w:after="0" w:line="250"/>
+            </w:pPr>
+            <w:r>
+              <w:rPr>
+                <w:b w:val="false"/>
+                <w:bCs w:val="false"/>
+                <w:sz w:val="18"/>
+                <w:szCs w:val="18"/>
+              </w:rPr>
+              <w:t xml:space="preserve">Unchanged</w:t>
+            </w:r>
+          </w:p>
+        </w:tc>
+      </w:tr>
+    </w:tbl>
+    <w:p>
+      <w:pPr>
+        <w:spacing w:after="160"/>
+      </w:pPr>
+    </w:p>
+    <w:p>
+      <w:pPr>
+        <w:spacing w:after="140" w:line="280"/>
+        <w:jc w:val="both"/>
+      </w:pPr>
+      <w:r>
+        <w:rPr>
+          <w:sz w:val="21"/>
+          <w:szCs w:val="21"/>
+        </w:rPr>
+        <w:t xml:space="preserve">Recommendation: proceed with Milestones 0, 1 and 2 as planned, using the upstream helpers where they fit. </w:t>
+      </w:r>
+      <w:r>
+        <w:rPr>
+          <w:b/>
+          <w:bCs/>
+          <w:sz w:val="21"/>
+          <w:szCs w:val="21"/>
+        </w:rPr>
+        <w:t xml:space="preserve">Pause before the heap milestone</w:t>
+      </w:r>
+      <w:r>
+        <w:rPr>
+          <w:sz w:val="21"/>
+          <w:szCs w:val="21"/>
+        </w:rPr>
+        <w:t xml:space="preserve"> and put the choice of detection technology to the requester.</w:t>
+      </w:r>
+    </w:p>
+    <w:p>
+      <w:pPr>
+        <w:pStyle w:val="Heading1"/>
+        <w:spacing w:after="200" w:before="400"/>
+      </w:pPr>
+      <w:r>
+        <w:t xml:space="preserve">6. Risk Register</w:t>
+      </w:r>
+    </w:p>
+    <w:p>
+      <w:pPr>
+        <w:spacing w:after="140" w:line="280"/>
+        <w:jc w:val="both"/>
+      </w:pPr>
+      <w:r>
+        <w:rPr>
+          <w:sz w:val="21"/>
+          <w:szCs w:val="21"/>
+        </w:rPr>
         <w:t xml:space="preserve">These are the genuine unknowns. The plan is built around retiring the cheap-to-test ones before committing to the expensive work.</w:t>
+      </w:r>
+    </w:p>
+    <w:p>
+      <w:pPr>
+        <w:spacing w:after="140" w:line="280"/>
+        <w:jc w:val="both"/>
+      </w:pPr>
+      <w:r>
+        <w:rPr>
+          <w:sz w:val="21"/>
+          <w:szCs w:val="21"/>
+        </w:rPr>
+        <w:t xml:space="preserve">Risk four was downgraded after the code analysis in section 4. A seventh risk was added from the upstream comparison in section 5.</w:t>
       </w:r>
     </w:p>
     <w:p>
@@ -1952,7 +4704,7 @@
                 <w:sz w:val="18"/>
                 <w:szCs w:val="18"/>
               </w:rPr>
-              <w:t xml:space="preserve">High, and it is the largest single block of work.</w:t>
+              <w:t xml:space="preserve">Moderate. DOWNGRADED - see finding 1: every hook site already exists and is proven in shipped code.</w:t>
             </w:r>
           </w:p>
         </w:tc>
@@ -1978,7 +4730,7 @@
                 <w:sz w:val="18"/>
                 <w:szCs w:val="18"/>
               </w:rPr>
-              <w:t xml:space="preserve">HIGH - needs most of the heap work built first</w:t>
+              <w:t xml:space="preserve">Moderate - the sites are known, only the sequencing is new</w:t>
             </w:r>
           </w:p>
         </w:tc>
@@ -2085,6 +4837,218 @@
                 <w:szCs w:val="18"/>
               </w:rPr>
               <w:t xml:space="preserve">Low - a code audit</w:t>
+            </w:r>
+          </w:p>
+        </w:tc>
+      </w:tr>
+      <w:tr>
+        <w:tc>
+          <w:tcPr>
+            <w:tcW w:type="dxa" w:w="500"/>
+            <w:shd w:fill="F7F9FC" w:color="auto" w:val="clear"/>
+            <w:tcMar>
+              <w:top w:type="dxa" w:w="60"/>
+              <w:left w:type="dxa" w:w="100"/>
+              <w:bottom w:type="dxa" w:w="60"/>
+              <w:right w:type="dxa" w:w="100"/>
+            </w:tcMar>
+          </w:tcPr>
+          <w:p>
+            <w:pPr>
+              <w:spacing w:after="0" w:line="250"/>
+            </w:pPr>
+            <w:r>
+              <w:rPr>
+                <w:b w:val="false"/>
+                <w:bCs w:val="false"/>
+                <w:sz w:val="18"/>
+                <w:szCs w:val="18"/>
+              </w:rPr>
+              <w:t xml:space="preserve">R6</w:t>
+            </w:r>
+          </w:p>
+        </w:tc>
+        <w:tc>
+          <w:tcPr>
+            <w:tcW w:type="dxa" w:w="3000"/>
+            <w:shd w:fill="F7F9FC" w:color="auto" w:val="clear"/>
+            <w:tcMar>
+              <w:top w:type="dxa" w:w="60"/>
+              <w:left w:type="dxa" w:w="100"/>
+              <w:bottom w:type="dxa" w:w="60"/>
+              <w:right w:type="dxa" w:w="100"/>
+            </w:tcMar>
+          </w:tcPr>
+          <w:p>
+            <w:pPr>
+              <w:spacing w:after="0" w:line="250"/>
+            </w:pPr>
+            <w:r>
+              <w:rPr>
+                <w:b w:val="false"/>
+                <w:bCs w:val="false"/>
+                <w:sz w:val="18"/>
+                <w:szCs w:val="18"/>
+              </w:rPr>
+              <w:t xml:space="preserve">Page table reservation has only four kilobytes of slack, capping protectable address space at four megabytes</w:t>
+            </w:r>
+          </w:p>
+        </w:tc>
+        <w:tc>
+          <w:tcPr>
+            <w:tcW w:type="dxa" w:w="2760"/>
+            <w:shd w:fill="F7F9FC" w:color="auto" w:val="clear"/>
+            <w:tcMar>
+              <w:top w:type="dxa" w:w="60"/>
+              <w:left w:type="dxa" w:w="100"/>
+              <w:bottom w:type="dxa" w:w="60"/>
+              <w:right w:type="dxa" w:w="100"/>
+            </w:tcMar>
+          </w:tcPr>
+          <w:p>
+            <w:pPr>
+              <w:spacing w:after="0" w:line="250"/>
+            </w:pPr>
+            <w:r>
+              <w:rPr>
+                <w:b w:val="false"/>
+                <w:bCs w:val="false"/>
+                <w:sz w:val="18"/>
+                <w:szCs w:val="18"/>
+              </w:rPr>
+              <w:t xml:space="preserve">High. Caps heap coverage far below the heap size.</w:t>
+            </w:r>
+          </w:p>
+        </w:tc>
+        <w:tc>
+          <w:tcPr>
+            <w:tcW w:type="dxa" w:w="2760"/>
+            <w:shd w:fill="F7F9FC" w:color="auto" w:val="clear"/>
+            <w:tcMar>
+              <w:top w:type="dxa" w:w="60"/>
+              <w:left w:type="dxa" w:w="100"/>
+              <w:bottom w:type="dxa" w:w="60"/>
+              <w:right w:type="dxa" w:w="100"/>
+            </w:tcMar>
+          </w:tcPr>
+          <w:p>
+            <w:pPr>
+              <w:spacing w:after="0" w:line="250"/>
+            </w:pPr>
+            <w:r>
+              <w:rPr>
+                <w:b w:val="false"/>
+                <w:bCs w:val="false"/>
+                <w:sz w:val="18"/>
+                <w:szCs w:val="18"/>
+              </w:rPr>
+              <w:t xml:space="preserve">None - already established, see finding 3. Needs a decision.</w:t>
+            </w:r>
+          </w:p>
+        </w:tc>
+      </w:tr>
+      <w:tr>
+        <w:tc>
+          <w:tcPr>
+            <w:tcW w:type="dxa" w:w="500"/>
+            <w:shd w:fill="FFFFFF" w:color="auto" w:val="clear"/>
+            <w:tcMar>
+              <w:top w:type="dxa" w:w="60"/>
+              <w:left w:type="dxa" w:w="100"/>
+              <w:bottom w:type="dxa" w:w="60"/>
+              <w:right w:type="dxa" w:w="100"/>
+            </w:tcMar>
+          </w:tcPr>
+          <w:p>
+            <w:pPr>
+              <w:spacing w:after="0" w:line="250"/>
+            </w:pPr>
+            <w:r>
+              <w:rPr>
+                <w:b w:val="false"/>
+                <w:bCs w:val="false"/>
+                <w:sz w:val="18"/>
+                <w:szCs w:val="18"/>
+              </w:rPr>
+              <w:t xml:space="preserve">R7</w:t>
+            </w:r>
+          </w:p>
+        </w:tc>
+        <w:tc>
+          <w:tcPr>
+            <w:tcW w:type="dxa" w:w="3000"/>
+            <w:shd w:fill="FFFFFF" w:color="auto" w:val="clear"/>
+            <w:tcMar>
+              <w:top w:type="dxa" w:w="60"/>
+              <w:left w:type="dxa" w:w="100"/>
+              <w:bottom w:type="dxa" w:w="60"/>
+              <w:right w:type="dxa" w:w="100"/>
+            </w:tcMar>
+          </w:tcPr>
+          <w:p>
+            <w:pPr>
+              <w:spacing w:after="0" w:line="250"/>
+            </w:pPr>
+            <w:r>
+              <w:rPr>
+                <w:b w:val="false"/>
+                <w:bCs w:val="false"/>
+                <w:sz w:val="18"/>
+                <w:szCs w:val="18"/>
+              </w:rPr>
+              <w:t xml:space="preserve">A different detection technology already exists upstream and may be preferred</w:t>
+            </w:r>
+          </w:p>
+        </w:tc>
+        <w:tc>
+          <w:tcPr>
+            <w:tcW w:type="dxa" w:w="2760"/>
+            <w:shd w:fill="FFFFFF" w:color="auto" w:val="clear"/>
+            <w:tcMar>
+              <w:top w:type="dxa" w:w="60"/>
+              <w:left w:type="dxa" w:w="100"/>
+              <w:bottom w:type="dxa" w:w="60"/>
+              <w:right w:type="dxa" w:w="100"/>
+            </w:tcMar>
+          </w:tcPr>
+          <w:p>
+            <w:pPr>
+              <w:spacing w:after="0" w:line="250"/>
+            </w:pPr>
+            <w:r>
+              <w:rPr>
+                <w:b w:val="false"/>
+                <w:bCs w:val="false"/>
+                <w:sz w:val="18"/>
+                <w:szCs w:val="18"/>
+              </w:rPr>
+              <w:t xml:space="preserve">High. Could invalidate the heap half after it is built.</w:t>
+            </w:r>
+          </w:p>
+        </w:tc>
+        <w:tc>
+          <w:tcPr>
+            <w:tcW w:type="dxa" w:w="2760"/>
+            <w:shd w:fill="FFFFFF" w:color="auto" w:val="clear"/>
+            <w:tcMar>
+              <w:top w:type="dxa" w:w="60"/>
+              <w:left w:type="dxa" w:w="100"/>
+              <w:bottom w:type="dxa" w:w="60"/>
+              <w:right w:type="dxa" w:w="100"/>
+            </w:tcMar>
+          </w:tcPr>
+          <w:p>
+            <w:pPr>
+              <w:spacing w:after="0" w:line="250"/>
+            </w:pPr>
+            <w:r>
+              <w:rPr>
+                <w:b w:val="false"/>
+                <w:bCs w:val="false"/>
+                <w:sz w:val="18"/>
+                <w:szCs w:val="18"/>
+              </w:rPr>
+              <w:t xml:space="preserve">None - already established, see section 5. Needs a decision.</w:t>
             </w:r>
           </w:p>
         </w:tc>
@@ -2130,7 +5094,7 @@
         <w:spacing w:after="200" w:before="400"/>
       </w:pPr>
       <w:r>
-        <w:t xml:space="preserve">5. Milestone 0 - The Walking Skeleton</w:t>
+        <w:t xml:space="preserve">7. Milestone 0 - The Walking Skeleton</w:t>
       </w:r>
     </w:p>
     <w:p>
@@ -2139,7 +5103,7 @@
         <w:spacing w:after="140" w:before="300"/>
       </w:pPr>
       <w:r>
-        <w:t xml:space="preserve">5.1 What it is</w:t>
+        <w:t xml:space="preserve">7.1 What it is</w:t>
       </w:r>
     </w:p>
     <w:p>
@@ -2374,7 +5338,7 @@
         <w:spacing w:after="140" w:before="300"/>
       </w:pPr>
       <w:r>
-        <w:t xml:space="preserve">5.2 Why this first</w:t>
+        <w:t xml:space="preserve">7.2 Why this first</w:t>
       </w:r>
     </w:p>
     <w:p>
@@ -2480,7 +5444,7 @@
         <w:spacing w:after="140" w:before="300"/>
       </w:pPr>
       <w:r>
-        <w:t xml:space="preserve">5.3 What it contains</w:t>
+        <w:t xml:space="preserve">7.3 What it contains</w:t>
       </w:r>
     </w:p>
     <w:p>
@@ -2610,7 +5574,7 @@
                 <w:sz w:val="18"/>
                 <w:szCs w:val="18"/>
               </w:rPr>
-              <w:t xml:space="preserve">Split a 1 MB mapping into 4 KB pages; set one page read-only or no-access; save and restore the original entry</w:t>
+              <w:t xml:space="preserve">Split a 1 MB mapping into 4 KB pages; set one page read-only or no-access; save and restore the original entry. BACKPORT the upstream page-mapping helpers rather than writing new ones - see section 5.2</w:t>
             </w:r>
           </w:p>
         </w:tc>
@@ -2885,6 +5849,60 @@
           </w:p>
         </w:tc>
       </w:tr>
+      <w:tr>
+        <w:tc>
+          <w:tcPr>
+            <w:tcW w:type="dxa" w:w="3000"/>
+            <w:shd w:fill="FFFFFF" w:color="auto" w:val="clear"/>
+            <w:tcMar>
+              <w:top w:type="dxa" w:w="60"/>
+              <w:left w:type="dxa" w:w="100"/>
+              <w:bottom w:type="dxa" w:w="60"/>
+              <w:right w:type="dxa" w:w="100"/>
+            </w:tcMar>
+          </w:tcPr>
+          <w:p>
+            <w:pPr>
+              <w:spacing w:after="0" w:line="250"/>
+            </w:pPr>
+            <w:r>
+              <w:rPr>
+                <w:b w:val="false"/>
+                <w:bCs w:val="false"/>
+                <w:sz w:val="18"/>
+                <w:szCs w:val="18"/>
+              </w:rPr>
+              <w:t xml:space="preserve">Page table budget decision</w:t>
+            </w:r>
+          </w:p>
+        </w:tc>
+        <w:tc>
+          <w:tcPr>
+            <w:tcW w:type="dxa" w:w="6020"/>
+            <w:shd w:fill="FFFFFF" w:color="auto" w:val="clear"/>
+            <w:tcMar>
+              <w:top w:type="dxa" w:w="60"/>
+              <w:left w:type="dxa" w:w="100"/>
+              <w:bottom w:type="dxa" w:w="60"/>
+              <w:right w:type="dxa" w:w="100"/>
+            </w:tcMar>
+          </w:tcPr>
+          <w:p>
+            <w:pPr>
+              <w:spacing w:after="0" w:line="250"/>
+            </w:pPr>
+            <w:r>
+              <w:rPr>
+                <w:b w:val="false"/>
+                <w:bCs w:val="false"/>
+                <w:sz w:val="18"/>
+                <w:szCs w:val="18"/>
+              </w:rPr>
+              <w:t xml:space="preserve">Decide whether to use the four kilobytes of existing slack or to increase the reservation - see finding 3. This caps how much heap can ever be covered.</w:t>
+            </w:r>
+          </w:p>
+        </w:tc>
+      </w:tr>
     </w:tbl>
     <w:p>
       <w:r>
@@ -2897,7 +5915,7 @@
         <w:spacing w:after="200" w:before="400"/>
       </w:pPr>
       <w:r>
-        <w:t xml:space="preserve">6. Milestone Sequence</w:t>
+        <w:t xml:space="preserve">8. Milestone Sequence</w:t>
       </w:r>
     </w:p>
     <w:p>
@@ -3037,7 +6055,7 @@
           <w:sz w:val="17"/>
           <w:szCs w:val="17"/>
         </w:rPr>
-        <w:t xml:space="preserve">       |- explicit clearing at initialisation</w:t>
+        <w:t xml:space="preserve">       |- placed INSIDE the cleared range, so no explicit clearing</w:t>
       </w:r>
     </w:p>
     <w:p>
@@ -3301,7 +6319,7 @@
         <w:spacing w:after="140" w:before="300"/>
       </w:pPr>
       <w:r>
-        <w:t xml:space="preserve">6.1 Why M1 and M2 are separate</w:t>
+        <w:t xml:space="preserve">8.1 Why M1 and M2 are separate</w:t>
       </w:r>
     </w:p>
     <w:p>
@@ -3365,7 +6383,7 @@
         <w:spacing w:after="140" w:before="300"/>
       </w:pPr>
       <w:r>
-        <w:t xml:space="preserve">6.2 Why the watchdog comes before the heap</w:t>
+        <w:t xml:space="preserve">8.2 Why the watchdog comes before the heap</w:t>
       </w:r>
     </w:p>
     <w:p>
@@ -3442,7 +6460,7 @@
         <w:spacing w:after="140" w:before="300"/>
       </w:pPr>
       <w:r>
-        <w:t xml:space="preserve">6.3 A risk to manage with this order</w:t>
+        <w:t xml:space="preserve">8.3 A risk to manage with this order</w:t>
       </w:r>
     </w:p>
     <w:p>
@@ -3499,7 +6517,7 @@
         <w:spacing w:after="200" w:before="400"/>
       </w:pPr>
       <w:r>
-        <w:t xml:space="preserve">7. Decision Gates</w:t>
+        <w:t xml:space="preserve">9. Decision Gates</w:t>
       </w:r>
     </w:p>
     <w:p>
@@ -4009,7 +7027,7 @@
         <w:spacing w:after="200" w:before="400"/>
       </w:pPr>
       <w:r>
-        <w:t xml:space="preserve">8. Patch Structure</w:t>
+        <w:t xml:space="preserve">10. Patch Structure</w:t>
       </w:r>
     </w:p>
     <w:p>
@@ -4228,7 +7246,7 @@
                 <w:sz w:val="18"/>
                 <w:szCs w:val="18"/>
               </w:rPr>
-              <w:t xml:space="preserve">Add page-level protect and unprotect primitive</w:t>
+              <w:t xml:space="preserve">Add page-level protect and unprotect primitive (backported where upstream helpers fit)</w:t>
             </w:r>
           </w:p>
         </w:tc>
@@ -4334,7 +7352,7 @@
                 <w:sz w:val="18"/>
                 <w:szCs w:val="18"/>
               </w:rPr>
-              <w:t xml:space="preserve">Decode and report data abort details</w:t>
+              <w:t xml:space="preserve">Decode and report data abort details, and fix the faulty fault status macro (finding 6)</w:t>
             </w:r>
           </w:p>
         </w:tc>
@@ -4360,7 +7378,7 @@
                 <w:sz w:val="18"/>
                 <w:szCs w:val="18"/>
               </w:rPr>
-              <w:t xml:space="preserve">Data abort handler</w:t>
+              <w:t xml:space="preserve">Data abort handler, architecture header</w:t>
             </w:r>
           </w:p>
         </w:tc>
@@ -5264,7 +8282,7 @@
         <w:spacing w:after="140" w:before="300"/>
       </w:pPr>
       <w:r>
-        <w:t xml:space="preserve">8.1 One rule to enforce from commit one</w:t>
+        <w:t xml:space="preserve">10.1 One rule to enforce from commit one</w:t>
       </w:r>
     </w:p>
     <w:p>
@@ -5315,7 +8333,7 @@
         <w:spacing w:after="200" w:before="400"/>
       </w:pPr>
       <w:r>
-        <w:t xml:space="preserve">9. Test Plan</w:t>
+        <w:t xml:space="preserve">11. Test Plan</w:t>
       </w:r>
     </w:p>
     <w:p>
@@ -5991,7 +9009,7 @@
                 <w:sz w:val="18"/>
                 <w:szCs w:val="18"/>
               </w:rPr>
-              <w:t xml:space="preserve">No self-inflicted faults from our own diagnostics</w:t>
+              <w:t xml:space="preserve">No self-inflicted faults from our own diagnostics - including the node dump inside the existing detector and the neighbour dump inside the free node assertion macro</w:t>
             </w:r>
           </w:p>
         </w:tc>
@@ -6072,6 +9090,86 @@
                 <w:szCs w:val="18"/>
               </w:rPr>
               <w:t xml:space="preserve">The fraction of blocks actually protected is known, not assumed</w:t>
+            </w:r>
+          </w:p>
+        </w:tc>
+      </w:tr>
+      <w:tr>
+        <w:tc>
+          <w:tcPr>
+            <w:tcW w:type="dxa" w:w="3400"/>
+            <w:shd w:fill="FFFFFF" w:color="auto" w:val="clear"/>
+            <w:tcMar>
+              <w:top w:type="dxa" w:w="60"/>
+              <w:left w:type="dxa" w:w="100"/>
+              <w:bottom w:type="dxa" w:w="60"/>
+              <w:right w:type="dxa" w:w="100"/>
+            </w:tcMar>
+          </w:tcPr>
+          <w:p>
+            <w:pPr>
+              <w:spacing w:after="0" w:line="250"/>
+            </w:pPr>
+            <w:r>
+              <w:rPr>
+                <w:b w:val="false"/>
+                <w:bCs w:val="false"/>
+                <w:sz w:val="18"/>
+                <w:szCs w:val="18"/>
+              </w:rPr>
+              <w:t xml:space="preserve">Existing poison detector enabled at the same time</w:t>
+            </w:r>
+          </w:p>
+        </w:tc>
+        <w:tc>
+          <w:tcPr>
+            <w:tcW w:type="dxa" w:w="1200"/>
+            <w:shd w:fill="FFFFFF" w:color="auto" w:val="clear"/>
+            <w:tcMar>
+              <w:top w:type="dxa" w:w="60"/>
+              <w:left w:type="dxa" w:w="100"/>
+              <w:bottom w:type="dxa" w:w="60"/>
+              <w:right w:type="dxa" w:w="100"/>
+            </w:tcMar>
+          </w:tcPr>
+          <w:p>
+            <w:pPr>
+              <w:spacing w:after="0" w:line="250"/>
+            </w:pPr>
+            <w:r>
+              <w:rPr>
+                <w:b w:val="false"/>
+                <w:bCs w:val="false"/>
+                <w:sz w:val="18"/>
+                <w:szCs w:val="18"/>
+              </w:rPr>
+              <w:t xml:space="preserve">M3</w:t>
+            </w:r>
+          </w:p>
+        </w:tc>
+        <w:tc>
+          <w:tcPr>
+            <w:tcW w:type="dxa" w:w="4420"/>
+            <w:shd w:fill="FFFFFF" w:color="auto" w:val="clear"/>
+            <w:tcMar>
+              <w:top w:type="dxa" w:w="60"/>
+              <w:left w:type="dxa" w:w="100"/>
+              <w:bottom w:type="dxa" w:w="60"/>
+              <w:right w:type="dxa" w:w="100"/>
+            </w:tcMar>
+          </w:tcPr>
+          <w:p>
+            <w:pPr>
+              <w:spacing w:after="0" w:line="250"/>
+            </w:pPr>
+            <w:r>
+              <w:rPr>
+                <w:b w:val="false"/>
+                <w:bCs w:val="false"/>
+                <w:sz w:val="18"/>
+                <w:szCs w:val="18"/>
+              </w:rPr>
+              <w:t xml:space="preserve">The two detectors coexist without faulting on each other - see finding 1</w:t>
             </w:r>
           </w:p>
         </w:tc>
@@ -6115,7 +9213,7 @@
         <w:spacing w:after="140" w:before="300"/>
       </w:pPr>
       <w:r>
-        <w:t xml:space="preserve">9.1 Coverage must be measurable</w:t>
+        <w:t xml:space="preserve">11.1 Coverage must be measurable</w:t>
       </w:r>
     </w:p>
     <w:p>
@@ -6155,7 +9253,7 @@
         <w:spacing w:after="200" w:before="400"/>
       </w:pPr>
       <w:r>
-        <w:t xml:space="preserve">10. Deliberately Out of Scope for Version One</w:t>
+        <w:t xml:space="preserve">12. Deliberately Out of Scope for Version One</w:t>
       </w:r>
     </w:p>
     <w:p>
@@ -6607,7 +9705,7 @@
         <w:spacing w:after="200" w:before="400"/>
       </w:pPr>
       <w:r>
-        <w:t xml:space="preserve">11. Parallel Work</w:t>
+        <w:t xml:space="preserve">13. Parallel Work</w:t>
       </w:r>
     </w:p>
     <w:p>
@@ -7100,7 +10198,7 @@
         <w:spacing w:after="200" w:before="400"/>
       </w:pPr>
       <w:r>
-        <w:t xml:space="preserve">12. Recommended Order - Summary</w:t>
+        <w:t xml:space="preserve">14. Recommended Order - Summary</w:t>
       </w:r>
     </w:p>
     <w:p>
@@ -7576,7 +10674,7 @@
                 <w:sz w:val="18"/>
                 <w:szCs w:val="18"/>
               </w:rPr>
-              <w:t xml:space="preserve">4</w:t>
+              <w:t xml:space="preserve">-</w:t>
             </w:r>
           </w:p>
         </w:tc>
@@ -7602,7 +10700,7 @@
                 <w:sz w:val="18"/>
                 <w:szCs w:val="18"/>
               </w:rPr>
-              <w:t xml:space="preserve">M3 - Heap release and allocate paths only</w:t>
+              <w:t xml:space="preserve">DECISION POINT - detection technology and page table budget settled with the requester</w:t>
             </w:r>
           </w:p>
         </w:tc>
@@ -7628,7 +10726,7 @@
                 <w:sz w:val="18"/>
                 <w:szCs w:val="18"/>
               </w:rPr>
-              <w:t xml:space="preserve">Moderate</w:t>
+              <w:t xml:space="preserve">-</w:t>
             </w:r>
           </w:p>
         </w:tc>
@@ -7654,7 +10752,7 @@
                 <w:sz w:val="18"/>
                 <w:szCs w:val="18"/>
               </w:rPr>
-              <w:t xml:space="preserve">Allocate a large block, release it, write to it, and receive a use-after-free report</w:t>
+              <w:t xml:space="preserve">Questions 7, 8 and 9 in appendix B answered</w:t>
             </w:r>
           </w:p>
         </w:tc>
@@ -7682,7 +10780,7 @@
                 <w:sz w:val="18"/>
                 <w:szCs w:val="18"/>
               </w:rPr>
-              <w:t xml:space="preserve">5</w:t>
+              <w:t xml:space="preserve">4</w:t>
             </w:r>
           </w:p>
         </w:tc>
@@ -7708,7 +10806,7 @@
                 <w:sz w:val="18"/>
                 <w:szCs w:val="18"/>
               </w:rPr>
-              <w:t xml:space="preserve">M4 - Heap merge, split, reallocate, aligned allocate, deferred list</w:t>
+              <w:t xml:space="preserve">M3 - Heap release and allocate paths only</w:t>
             </w:r>
           </w:p>
         </w:tc>
@@ -7734,7 +10832,7 @@
                 <w:sz w:val="18"/>
                 <w:szCs w:val="18"/>
               </w:rPr>
-              <w:t xml:space="preserve">LARGE</w:t>
+              <w:t xml:space="preserve">Moderate</w:t>
             </w:r>
           </w:p>
         </w:tc>
@@ -7760,7 +10858,7 @@
                 <w:sz w:val="18"/>
                 <w:szCs w:val="18"/>
               </w:rPr>
-              <w:t xml:space="preserve">Hours of mixed-size stress with no faults originating inside the allocator</w:t>
+              <w:t xml:space="preserve">Allocate a large block, release it, write to it, and receive a use-after-free report</w:t>
             </w:r>
           </w:p>
         </w:tc>
@@ -7788,6 +10886,112 @@
                 <w:sz w:val="18"/>
                 <w:szCs w:val="18"/>
               </w:rPr>
+              <w:t xml:space="preserve">5</w:t>
+            </w:r>
+          </w:p>
+        </w:tc>
+        <w:tc>
+          <w:tcPr>
+            <w:tcW w:type="dxa" w:w="3200"/>
+            <w:shd w:fill="F7F9FC" w:color="auto" w:val="clear"/>
+            <w:tcMar>
+              <w:top w:type="dxa" w:w="60"/>
+              <w:left w:type="dxa" w:w="100"/>
+              <w:bottom w:type="dxa" w:w="60"/>
+              <w:right w:type="dxa" w:w="100"/>
+            </w:tcMar>
+          </w:tcPr>
+          <w:p>
+            <w:pPr>
+              <w:spacing w:after="0" w:line="250"/>
+            </w:pPr>
+            <w:r>
+              <w:rPr>
+                <w:b w:val="false"/>
+                <w:bCs w:val="false"/>
+                <w:sz w:val="18"/>
+                <w:szCs w:val="18"/>
+              </w:rPr>
+              <w:t xml:space="preserve">M4 - Heap merge, split, reallocate, aligned allocate, deferred list</w:t>
+            </w:r>
+          </w:p>
+        </w:tc>
+        <w:tc>
+          <w:tcPr>
+            <w:tcW w:type="dxa" w:w="900"/>
+            <w:shd w:fill="F7F9FC" w:color="auto" w:val="clear"/>
+            <w:tcMar>
+              <w:top w:type="dxa" w:w="60"/>
+              <w:left w:type="dxa" w:w="100"/>
+              <w:bottom w:type="dxa" w:w="60"/>
+              <w:right w:type="dxa" w:w="100"/>
+            </w:tcMar>
+          </w:tcPr>
+          <w:p>
+            <w:pPr>
+              <w:spacing w:after="0" w:line="250"/>
+            </w:pPr>
+            <w:r>
+              <w:rPr>
+                <w:b w:val="false"/>
+                <w:bCs w:val="false"/>
+                <w:sz w:val="18"/>
+                <w:szCs w:val="18"/>
+              </w:rPr>
+              <w:t xml:space="preserve">LARGE</w:t>
+            </w:r>
+          </w:p>
+        </w:tc>
+        <w:tc>
+          <w:tcPr>
+            <w:tcW w:type="dxa" w:w="4420"/>
+            <w:shd w:fill="F7F9FC" w:color="auto" w:val="clear"/>
+            <w:tcMar>
+              <w:top w:type="dxa" w:w="60"/>
+              <w:left w:type="dxa" w:w="100"/>
+              <w:bottom w:type="dxa" w:w="60"/>
+              <w:right w:type="dxa" w:w="100"/>
+            </w:tcMar>
+          </w:tcPr>
+          <w:p>
+            <w:pPr>
+              <w:spacing w:after="0" w:line="250"/>
+            </w:pPr>
+            <w:r>
+              <w:rPr>
+                <w:b w:val="false"/>
+                <w:bCs w:val="false"/>
+                <w:sz w:val="18"/>
+                <w:szCs w:val="18"/>
+              </w:rPr>
+              <w:t xml:space="preserve">Hours of mixed-size stress with no faults originating inside the allocator</w:t>
+            </w:r>
+          </w:p>
+        </w:tc>
+      </w:tr>
+      <w:tr>
+        <w:tc>
+          <w:tcPr>
+            <w:tcW w:type="dxa" w:w="500"/>
+            <w:shd w:fill="FFFFFF" w:color="auto" w:val="clear"/>
+            <w:tcMar>
+              <w:top w:type="dxa" w:w="60"/>
+              <w:left w:type="dxa" w:w="100"/>
+              <w:bottom w:type="dxa" w:w="60"/>
+              <w:right w:type="dxa" w:w="100"/>
+            </w:tcMar>
+          </w:tcPr>
+          <w:p>
+            <w:pPr>
+              <w:spacing w:after="0" w:line="250"/>
+            </w:pPr>
+            <w:r>
+              <w:rPr>
+                <w:b w:val="false"/>
+                <w:bCs w:val="false"/>
+                <w:sz w:val="18"/>
+                <w:szCs w:val="18"/>
+              </w:rPr>
               <w:t xml:space="preserve">6</w:t>
             </w:r>
           </w:p>
@@ -7795,7 +10999,7 @@
         <w:tc>
           <w:tcPr>
             <w:tcW w:type="dxa" w:w="3200"/>
-            <w:shd w:fill="F7F9FC" w:color="auto" w:val="clear"/>
+            <w:shd w:fill="FFFFFF" w:color="auto" w:val="clear"/>
             <w:tcMar>
               <w:top w:type="dxa" w:w="60"/>
               <w:left w:type="dxa" w:w="100"/>
@@ -7821,7 +11025,7 @@
         <w:tc>
           <w:tcPr>
             <w:tcW w:type="dxa" w:w="900"/>
-            <w:shd w:fill="F7F9FC" w:color="auto" w:val="clear"/>
+            <w:shd w:fill="FFFFFF" w:color="auto" w:val="clear"/>
             <w:tcMar>
               <w:top w:type="dxa" w:w="60"/>
               <w:left w:type="dxa" w:w="100"/>
@@ -7847,7 +11051,7 @@
         <w:tc>
           <w:tcPr>
             <w:tcW w:type="dxa" w:w="4420"/>
-            <w:shd w:fill="F7F9FC" w:color="auto" w:val="clear"/>
+            <w:shd w:fill="FFFFFF" w:color="auto" w:val="clear"/>
             <w:tcMar>
               <w:top w:type="dxa" w:w="60"/>
               <w:left w:type="dxa" w:w="100"/>
@@ -7883,7 +11087,7 @@
         <w:spacing w:after="140" w:before="300"/>
       </w:pPr>
       <w:r>
-        <w:t xml:space="preserve">12.1 The change from the original instinct</w:t>
+        <w:t xml:space="preserve">14.1 The change from the original instinct</w:t>
       </w:r>
     </w:p>
     <w:p>
@@ -9352,6 +12556,326 @@
                 <w:szCs w:val="18"/>
               </w:rPr>
               <w:t xml:space="preserve">After M6</w:t>
+            </w:r>
+          </w:p>
+        </w:tc>
+      </w:tr>
+      <w:tr>
+        <w:tc>
+          <w:tcPr>
+            <w:tcW w:type="dxa" w:w="500"/>
+            <w:shd w:fill="FFFFFF" w:color="auto" w:val="clear"/>
+            <w:tcMar>
+              <w:top w:type="dxa" w:w="60"/>
+              <w:left w:type="dxa" w:w="100"/>
+              <w:bottom w:type="dxa" w:w="60"/>
+              <w:right w:type="dxa" w:w="100"/>
+            </w:tcMar>
+          </w:tcPr>
+          <w:p>
+            <w:pPr>
+              <w:spacing w:after="0" w:line="250"/>
+            </w:pPr>
+            <w:r>
+              <w:rPr>
+                <w:b w:val="false"/>
+                <w:bCs w:val="false"/>
+                <w:sz w:val="18"/>
+                <w:szCs w:val="18"/>
+              </w:rPr>
+              <w:t xml:space="preserve">7</w:t>
+            </w:r>
+          </w:p>
+        </w:tc>
+        <w:tc>
+          <w:tcPr>
+            <w:tcW w:type="dxa" w:w="6720"/>
+            <w:shd w:fill="FFFFFF" w:color="auto" w:val="clear"/>
+            <w:tcMar>
+              <w:top w:type="dxa" w:w="60"/>
+              <w:left w:type="dxa" w:w="100"/>
+              <w:bottom w:type="dxa" w:w="60"/>
+              <w:right w:type="dxa" w:w="100"/>
+            </w:tcMar>
+          </w:tcPr>
+          <w:p>
+            <w:pPr>
+              <w:spacing w:after="0" w:line="250"/>
+            </w:pPr>
+            <w:r>
+              <w:rPr>
+                <w:b w:val="false"/>
+                <w:bCs w:val="false"/>
+                <w:sz w:val="18"/>
+                <w:szCs w:val="18"/>
+              </w:rPr>
+              <w:t xml:space="preserve">Page protection, the upstream sanitiser, or both? The upstream option covers all sizes but needs compiler instrumentation with real size and speed cost. See section 5.1.</w:t>
+            </w:r>
+          </w:p>
+        </w:tc>
+        <w:tc>
+          <w:tcPr>
+            <w:tcW w:type="dxa" w:w="1800"/>
+            <w:shd w:fill="FFFFFF" w:color="auto" w:val="clear"/>
+            <w:tcMar>
+              <w:top w:type="dxa" w:w="60"/>
+              <w:left w:type="dxa" w:w="100"/>
+              <w:bottom w:type="dxa" w:w="60"/>
+              <w:right w:type="dxa" w:w="100"/>
+            </w:tcMar>
+          </w:tcPr>
+          <w:p>
+            <w:pPr>
+              <w:spacing w:after="0" w:line="250"/>
+            </w:pPr>
+            <w:r>
+              <w:rPr>
+                <w:b w:val="false"/>
+                <w:bCs w:val="false"/>
+                <w:sz w:val="18"/>
+                <w:szCs w:val="18"/>
+              </w:rPr>
+              <w:t xml:space="preserve">BEFORE M3</w:t>
+            </w:r>
+          </w:p>
+        </w:tc>
+      </w:tr>
+      <w:tr>
+        <w:tc>
+          <w:tcPr>
+            <w:tcW w:type="dxa" w:w="500"/>
+            <w:shd w:fill="F7F9FC" w:color="auto" w:val="clear"/>
+            <w:tcMar>
+              <w:top w:type="dxa" w:w="60"/>
+              <w:left w:type="dxa" w:w="100"/>
+              <w:bottom w:type="dxa" w:w="60"/>
+              <w:right w:type="dxa" w:w="100"/>
+            </w:tcMar>
+          </w:tcPr>
+          <w:p>
+            <w:pPr>
+              <w:spacing w:after="0" w:line="250"/>
+            </w:pPr>
+            <w:r>
+              <w:rPr>
+                <w:b w:val="false"/>
+                <w:bCs w:val="false"/>
+                <w:sz w:val="18"/>
+                <w:szCs w:val="18"/>
+              </w:rPr>
+              <w:t xml:space="preserve">8</w:t>
+            </w:r>
+          </w:p>
+        </w:tc>
+        <w:tc>
+          <w:tcPr>
+            <w:tcW w:type="dxa" w:w="6720"/>
+            <w:shd w:fill="F7F9FC" w:color="auto" w:val="clear"/>
+            <w:tcMar>
+              <w:top w:type="dxa" w:w="60"/>
+              <w:left w:type="dxa" w:w="100"/>
+              <w:bottom w:type="dxa" w:w="60"/>
+              <w:right w:type="dxa" w:w="100"/>
+            </w:tcMar>
+          </w:tcPr>
+          <w:p>
+            <w:pPr>
+              <w:spacing w:after="0" w:line="250"/>
+            </w:pPr>
+            <w:r>
+              <w:rPr>
+                <w:b w:val="false"/>
+                <w:bCs w:val="false"/>
+                <w:sz w:val="18"/>
+                <w:szCs w:val="18"/>
+              </w:rPr>
+              <w:t xml:space="preserve">Use the four kilobytes of page table slack, or increase the reservation? This caps protectable address space at four megabytes against a heap of roughly sixty. See finding 3.</w:t>
+            </w:r>
+          </w:p>
+        </w:tc>
+        <w:tc>
+          <w:tcPr>
+            <w:tcW w:type="dxa" w:w="1800"/>
+            <w:shd w:fill="F7F9FC" w:color="auto" w:val="clear"/>
+            <w:tcMar>
+              <w:top w:type="dxa" w:w="60"/>
+              <w:left w:type="dxa" w:w="100"/>
+              <w:bottom w:type="dxa" w:w="60"/>
+              <w:right w:type="dxa" w:w="100"/>
+            </w:tcMar>
+          </w:tcPr>
+          <w:p>
+            <w:pPr>
+              <w:spacing w:after="0" w:line="250"/>
+            </w:pPr>
+            <w:r>
+              <w:rPr>
+                <w:b w:val="false"/>
+                <w:bCs w:val="false"/>
+                <w:sz w:val="18"/>
+                <w:szCs w:val="18"/>
+              </w:rPr>
+              <w:t xml:space="preserve">DURING M0</w:t>
+            </w:r>
+          </w:p>
+        </w:tc>
+      </w:tr>
+      <w:tr>
+        <w:tc>
+          <w:tcPr>
+            <w:tcW w:type="dxa" w:w="500"/>
+            <w:shd w:fill="FFFFFF" w:color="auto" w:val="clear"/>
+            <w:tcMar>
+              <w:top w:type="dxa" w:w="60"/>
+              <w:left w:type="dxa" w:w="100"/>
+              <w:bottom w:type="dxa" w:w="60"/>
+              <w:right w:type="dxa" w:w="100"/>
+            </w:tcMar>
+          </w:tcPr>
+          <w:p>
+            <w:pPr>
+              <w:spacing w:after="0" w:line="250"/>
+            </w:pPr>
+            <w:r>
+              <w:rPr>
+                <w:b w:val="false"/>
+                <w:bCs w:val="false"/>
+                <w:sz w:val="18"/>
+                <w:szCs w:val="18"/>
+              </w:rPr>
+              <w:t xml:space="preserve">9</w:t>
+            </w:r>
+          </w:p>
+        </w:tc>
+        <w:tc>
+          <w:tcPr>
+            <w:tcW w:type="dxa" w:w="6720"/>
+            <w:shd w:fill="FFFFFF" w:color="auto" w:val="clear"/>
+            <w:tcMar>
+              <w:top w:type="dxa" w:w="60"/>
+              <w:left w:type="dxa" w:w="100"/>
+              <w:bottom w:type="dxa" w:w="60"/>
+              <w:right w:type="dxa" w:w="100"/>
+            </w:tcMar>
+          </w:tcPr>
+          <w:p>
+            <w:pPr>
+              <w:spacing w:after="0" w:line="250"/>
+            </w:pPr>
+            <w:r>
+              <w:rPr>
+                <w:b w:val="false"/>
+                <w:bCs w:val="false"/>
+                <w:sz w:val="18"/>
+                <w:szCs w:val="18"/>
+              </w:rPr>
+              <w:t xml:space="preserve">How should page protection coexist with the existing poison detector - complementary by size, or mutually exclusive? See finding 1.</w:t>
+            </w:r>
+          </w:p>
+        </w:tc>
+        <w:tc>
+          <w:tcPr>
+            <w:tcW w:type="dxa" w:w="1800"/>
+            <w:shd w:fill="FFFFFF" w:color="auto" w:val="clear"/>
+            <w:tcMar>
+              <w:top w:type="dxa" w:w="60"/>
+              <w:left w:type="dxa" w:w="100"/>
+              <w:bottom w:type="dxa" w:w="60"/>
+              <w:right w:type="dxa" w:w="100"/>
+            </w:tcMar>
+          </w:tcPr>
+          <w:p>
+            <w:pPr>
+              <w:spacing w:after="0" w:line="250"/>
+            </w:pPr>
+            <w:r>
+              <w:rPr>
+                <w:b w:val="false"/>
+                <w:bCs w:val="false"/>
+                <w:sz w:val="18"/>
+                <w:szCs w:val="18"/>
+              </w:rPr>
+              <w:t xml:space="preserve">BEFORE M3</w:t>
+            </w:r>
+          </w:p>
+        </w:tc>
+      </w:tr>
+      <w:tr>
+        <w:tc>
+          <w:tcPr>
+            <w:tcW w:type="dxa" w:w="500"/>
+            <w:shd w:fill="F7F9FC" w:color="auto" w:val="clear"/>
+            <w:tcMar>
+              <w:top w:type="dxa" w:w="60"/>
+              <w:left w:type="dxa" w:w="100"/>
+              <w:bottom w:type="dxa" w:w="60"/>
+              <w:right w:type="dxa" w:w="100"/>
+            </w:tcMar>
+          </w:tcPr>
+          <w:p>
+            <w:pPr>
+              <w:spacing w:after="0" w:line="250"/>
+            </w:pPr>
+            <w:r>
+              <w:rPr>
+                <w:b w:val="false"/>
+                <w:bCs w:val="false"/>
+                <w:sz w:val="18"/>
+                <w:szCs w:val="18"/>
+              </w:rPr>
+              <w:t xml:space="preserve">10</w:t>
+            </w:r>
+          </w:p>
+        </w:tc>
+        <w:tc>
+          <w:tcPr>
+            <w:tcW w:type="dxa" w:w="6720"/>
+            <w:shd w:fill="F7F9FC" w:color="auto" w:val="clear"/>
+            <w:tcMar>
+              <w:top w:type="dxa" w:w="60"/>
+              <w:left w:type="dxa" w:w="100"/>
+              <w:bottom w:type="dxa" w:w="60"/>
+              <w:right w:type="dxa" w:w="100"/>
+            </w:tcMar>
+          </w:tcPr>
+          <w:p>
+            <w:pPr>
+              <w:spacing w:after="0" w:line="250"/>
+            </w:pPr>
+            <w:r>
+              <w:rPr>
+                <w:b w:val="false"/>
+                <w:bCs w:val="false"/>
+                <w:sz w:val="18"/>
+                <w:szCs w:val="18"/>
+              </w:rPr>
+              <w:t xml:space="preserve">Is the permanent divergence from the upstream watchdog design acceptable, given that the memory being protected does not exist upstream? See section 5.3.</w:t>
+            </w:r>
+          </w:p>
+        </w:tc>
+        <w:tc>
+          <w:tcPr>
+            <w:tcW w:type="dxa" w:w="1800"/>
+            <w:shd w:fill="F7F9FC" w:color="auto" w:val="clear"/>
+            <w:tcMar>
+              <w:top w:type="dxa" w:w="60"/>
+              <w:left w:type="dxa" w:w="100"/>
+              <w:bottom w:type="dxa" w:w="60"/>
+              <w:right w:type="dxa" w:w="100"/>
+            </w:tcMar>
+          </w:tcPr>
+          <w:p>
+            <w:pPr>
+              <w:spacing w:after="0" w:line="250"/>
+            </w:pPr>
+            <w:r>
+              <w:rPr>
+                <w:b w:val="false"/>
+                <w:bCs w:val="false"/>
+                <w:sz w:val="18"/>
+                <w:szCs w:val="18"/>
+              </w:rPr>
+              <w:t xml:space="preserve">BEFORE M1</w:t>
             </w:r>
           </w:p>
         </w:tc>
